--- a/Proyecto2/Informe_Proyecto2_YAPar.docx
+++ b/Proyecto2/Informe_Proyecto2_YAPar.docx
@@ -7,13 +7,11 @@
         <w:spacing w:after="200" w:line="240" w:lineRule="auto"/>
         <w:rPr>
           <w:rFonts w:ascii="Arial" w:hAnsi="Arial" w:cs="Arial"/>
-          <w:lang w:val="es-GT"/>
         </w:rPr>
       </w:pPr>
       <w:r>
         <w:rPr>
           <w:rFonts w:ascii="Arial" w:hAnsi="Arial" w:cs="Arial"/>
-          <w:lang w:val="es-GT"/>
         </w:rPr>
         <w:t>Universidad del Valle de Guatemala</w:t>
       </w:r>
@@ -23,38 +21,25 @@
         <w:spacing w:after="200" w:line="240" w:lineRule="auto"/>
         <w:rPr>
           <w:rFonts w:ascii="Arial" w:hAnsi="Arial" w:cs="Arial"/>
-          <w:lang w:val="es-GT"/>
         </w:rPr>
       </w:pPr>
       <w:r>
         <w:rPr>
           <w:rFonts w:ascii="Arial" w:hAnsi="Arial" w:cs="Arial"/>
-          <w:lang w:val="es-GT"/>
-        </w:rPr>
-        <w:t xml:space="preserve">Departamento de Ciencias de la </w:t>
-      </w:r>
-      <w:proofErr w:type="spellStart"/>
-      <w:r>
-        <w:rPr>
-          <w:rFonts w:ascii="Arial" w:hAnsi="Arial" w:cs="Arial"/>
-          <w:lang w:val="es-GT"/>
-        </w:rPr>
-        <w:t>Computación</w:t>
-      </w:r>
-      <w:proofErr w:type="spellEnd"/>
+        </w:rPr>
+        <w:t>Departamento de Ciencias de la Computación</w:t>
+      </w:r>
     </w:p>
     <w:p>
       <w:pPr>
         <w:spacing w:after="200" w:line="240" w:lineRule="auto"/>
         <w:rPr>
           <w:rFonts w:ascii="Arial" w:hAnsi="Arial" w:cs="Arial"/>
-          <w:lang w:val="es-GT"/>
         </w:rPr>
       </w:pPr>
       <w:r>
         <w:rPr>
           <w:rFonts w:ascii="Arial" w:hAnsi="Arial" w:cs="Arial"/>
-          <w:lang w:val="es-GT"/>
         </w:rPr>
         <w:t>Ingeniería en Ciencias de la Computación y Tecnología de la Información</w:t>
       </w:r>
@@ -64,15 +49,25 @@
         <w:spacing w:after="200" w:line="240" w:lineRule="auto"/>
         <w:rPr>
           <w:rFonts w:ascii="Arial" w:hAnsi="Arial" w:cs="Arial"/>
-          <w:lang w:val="es-GT"/>
         </w:rPr>
       </w:pPr>
       <w:r>
         <w:rPr>
           <w:rFonts w:ascii="Arial" w:hAnsi="Arial" w:cs="Arial"/>
-          <w:lang w:val="es-GT"/>
-        </w:rPr>
-        <w:t xml:space="preserve">Diseño de Lenguajes de programación, sección 10 </w:t>
+        </w:rPr>
+        <w:t xml:space="preserve">Diseño de Lenguajes de programación, </w:t>
+      </w:r>
+      <w:r>
+        <w:rPr>
+          <w:rFonts w:ascii="Arial" w:hAnsi="Arial" w:cs="Arial"/>
+        </w:rPr>
+        <w:t>S</w:t>
+      </w:r>
+      <w:r>
+        <w:rPr>
+          <w:rFonts w:ascii="Arial" w:hAnsi="Arial" w:cs="Arial"/>
+        </w:rPr>
+        <w:t xml:space="preserve">ección 10 </w:t>
       </w:r>
     </w:p>
     <w:p>
@@ -80,7 +75,6 @@
         <w:spacing w:after="200" w:line="240" w:lineRule="auto"/>
         <w:rPr>
           <w:rFonts w:ascii="Arial" w:hAnsi="Arial" w:cs="Arial"/>
-          <w:lang w:val="es-GT"/>
         </w:rPr>
       </w:pPr>
     </w:p>
@@ -89,7 +83,6 @@
         <w:spacing w:after="200" w:line="240" w:lineRule="auto"/>
         <w:rPr>
           <w:rFonts w:ascii="Arial" w:hAnsi="Arial" w:cs="Arial"/>
-          <w:lang w:val="es-GT"/>
         </w:rPr>
       </w:pPr>
     </w:p>
@@ -99,13 +92,11 @@
         <w:jc w:val="center"/>
         <w:rPr>
           <w:rFonts w:ascii="Arial" w:hAnsi="Arial" w:cs="Arial"/>
-          <w:lang w:val="es-GT"/>
         </w:rPr>
       </w:pPr>
       <w:r>
         <w:rPr>
           <w:rFonts w:ascii="Arial" w:hAnsi="Arial" w:cs="Arial"/>
-          <w:noProof/>
         </w:rPr>
         <w:drawing>
           <wp:inline distT="0" distB="0" distL="0" distR="0" wp14:anchorId="36E93B65" wp14:editId="4BCF3813">
@@ -167,7 +158,6 @@
           <w:bCs/>
           <w:sz w:val="36"/>
           <w:szCs w:val="36"/>
-          <w:lang w:val="es-GT"/>
         </w:rPr>
       </w:pPr>
       <w:r>
@@ -177,7 +167,6 @@
           <w:bCs/>
           <w:sz w:val="36"/>
           <w:szCs w:val="36"/>
-          <w:lang w:val="es-GT"/>
         </w:rPr>
         <w:t>PROYECTO 2</w:t>
       </w:r>
@@ -192,7 +181,6 @@
           <w:bCs/>
           <w:sz w:val="24"/>
           <w:szCs w:val="24"/>
-          <w:lang w:val="es-GT"/>
         </w:rPr>
       </w:pPr>
       <w:r>
@@ -202,11 +190,9 @@
           <w:bCs/>
           <w:sz w:val="24"/>
           <w:szCs w:val="24"/>
-          <w:lang w:val="es-GT"/>
         </w:rPr>
         <w:t xml:space="preserve">Generador de analizadores </w:t>
       </w:r>
-      <w:proofErr w:type="spellStart"/>
       <w:r>
         <w:rPr>
           <w:rFonts w:ascii="Arial" w:hAnsi="Arial" w:cs="Arial"/>
@@ -214,11 +200,9 @@
           <w:bCs/>
           <w:sz w:val="24"/>
           <w:szCs w:val="24"/>
-          <w:lang w:val="es-GT"/>
-        </w:rPr>
-        <w:t>sintacticos</w:t>
-      </w:r>
-      <w:proofErr w:type="spellEnd"/>
+        </w:rPr>
+        <w:t>sintácticos</w:t>
+      </w:r>
       <w:r>
         <w:rPr>
           <w:rFonts w:ascii="Arial" w:hAnsi="Arial" w:cs="Arial"/>
@@ -226,11 +210,9 @@
           <w:bCs/>
           <w:sz w:val="24"/>
           <w:szCs w:val="24"/>
-          <w:lang w:val="es-GT"/>
         </w:rPr>
         <w:t xml:space="preserve"> SLR con </w:t>
       </w:r>
-      <w:proofErr w:type="spellStart"/>
       <w:r>
         <w:rPr>
           <w:rFonts w:ascii="Arial" w:hAnsi="Arial" w:cs="Arial"/>
@@ -238,11 +220,9 @@
           <w:bCs/>
           <w:sz w:val="24"/>
           <w:szCs w:val="24"/>
-          <w:lang w:val="es-GT"/>
-        </w:rPr>
-        <w:t>integracion</w:t>
-      </w:r>
-      <w:proofErr w:type="spellEnd"/>
+        </w:rPr>
+        <w:t>integración</w:t>
+      </w:r>
       <w:r>
         <w:rPr>
           <w:rFonts w:ascii="Arial" w:hAnsi="Arial" w:cs="Arial"/>
@@ -250,23 +230,9 @@
           <w:bCs/>
           <w:sz w:val="24"/>
           <w:szCs w:val="24"/>
-          <w:lang w:val="es-GT"/>
-        </w:rPr>
-        <w:t xml:space="preserve"> YALex + </w:t>
-      </w:r>
-      <w:proofErr w:type="spellStart"/>
-      <w:r>
-        <w:rPr>
-          <w:rFonts w:ascii="Arial" w:hAnsi="Arial" w:cs="Arial"/>
-          <w:b/>
-          <w:bCs/>
-          <w:sz w:val="24"/>
-          <w:szCs w:val="24"/>
-          <w:lang w:val="es-GT"/>
-        </w:rPr>
-        <w:t>YAPar</w:t>
-      </w:r>
-      <w:proofErr w:type="spellEnd"/>
+        </w:rPr>
+        <w:t xml:space="preserve"> YALex + YAPar</w:t>
+      </w:r>
     </w:p>
     <w:p>
       <w:pPr>
@@ -274,7 +240,6 @@
         <w:jc w:val="center"/>
         <w:rPr>
           <w:rFonts w:ascii="Arial" w:hAnsi="Arial" w:cs="Arial"/>
-          <w:lang w:val="es-GT"/>
         </w:rPr>
       </w:pPr>
     </w:p>
@@ -283,7 +248,6 @@
         <w:spacing w:after="200" w:line="240" w:lineRule="auto"/>
         <w:rPr>
           <w:rFonts w:ascii="Arial" w:hAnsi="Arial" w:cs="Arial"/>
-          <w:lang w:val="es-GT"/>
         </w:rPr>
       </w:pPr>
     </w:p>
@@ -293,7 +257,6 @@
         <w:jc w:val="right"/>
         <w:rPr>
           <w:rFonts w:ascii="Arial" w:hAnsi="Arial" w:cs="Arial"/>
-          <w:lang w:val="es-GT"/>
         </w:rPr>
       </w:pPr>
     </w:p>
@@ -303,43 +266,13 @@
         <w:jc w:val="right"/>
         <w:rPr>
           <w:rFonts w:ascii="Arial" w:hAnsi="Arial" w:cs="Arial"/>
-          <w:lang w:val="pt-BR"/>
         </w:rPr>
       </w:pPr>
       <w:r>
         <w:rPr>
           <w:rFonts w:ascii="Arial" w:hAnsi="Arial" w:cs="Arial"/>
-          <w:lang w:val="pt-BR"/>
-        </w:rPr>
-        <w:t xml:space="preserve">Carlos </w:t>
-      </w:r>
-      <w:r>
-        <w:rPr>
-          <w:rFonts w:ascii="Arial" w:hAnsi="Arial" w:cs="Arial"/>
-          <w:lang w:val="es-GT"/>
-        </w:rPr>
-        <w:t>Daniel</w:t>
-      </w:r>
-      <w:r>
-        <w:rPr>
-          <w:rFonts w:ascii="Arial" w:hAnsi="Arial" w:cs="Arial"/>
-          <w:lang w:val="pt-BR"/>
-        </w:rPr>
-        <w:t xml:space="preserve"> Estrada </w:t>
-      </w:r>
-      <w:r>
-        <w:rPr>
-          <w:rFonts w:ascii="Arial" w:hAnsi="Arial" w:cs="Arial"/>
-          <w:lang w:val="pt-BR"/>
-        </w:rPr>
-        <w:t>–</w:t>
-      </w:r>
-      <w:r>
-        <w:rPr>
-          <w:rFonts w:ascii="Arial" w:hAnsi="Arial" w:cs="Arial"/>
-          <w:lang w:val="pt-BR"/>
-        </w:rPr>
-        <w:t xml:space="preserve"> 20853</w:t>
+        </w:rPr>
+        <w:t>Carlos Daniel Estrada – 20853</w:t>
       </w:r>
     </w:p>
     <w:p>
@@ -348,54 +281,13 @@
         <w:jc w:val="right"/>
         <w:rPr>
           <w:rFonts w:ascii="Arial" w:hAnsi="Arial" w:cs="Arial"/>
-          <w:lang w:val="pt-BR"/>
         </w:rPr>
       </w:pPr>
-      <w:proofErr w:type="spellStart"/>
-      <w:r>
-        <w:rPr>
-          <w:rFonts w:ascii="Arial" w:hAnsi="Arial" w:cs="Arial"/>
-          <w:lang w:val="pt-BR"/>
-        </w:rPr>
-        <w:t>Melisa</w:t>
-      </w:r>
-      <w:proofErr w:type="spellEnd"/>
-      <w:r>
-        <w:rPr>
-          <w:rFonts w:ascii="Arial" w:hAnsi="Arial" w:cs="Arial"/>
-          <w:lang w:val="pt-BR"/>
-        </w:rPr>
-        <w:t xml:space="preserve"> </w:t>
-      </w:r>
-      <w:r>
-        <w:rPr>
-          <w:rFonts w:ascii="Arial" w:hAnsi="Arial" w:cs="Arial"/>
-          <w:lang w:val="es-GT"/>
-        </w:rPr>
-        <w:t>Dayana</w:t>
-      </w:r>
-      <w:r>
-        <w:rPr>
-          <w:rFonts w:ascii="Arial" w:hAnsi="Arial" w:cs="Arial"/>
-          <w:lang w:val="pt-BR"/>
-        </w:rPr>
-        <w:t xml:space="preserve"> </w:t>
-      </w:r>
-      <w:proofErr w:type="spellStart"/>
-      <w:r>
-        <w:rPr>
-          <w:rFonts w:ascii="Arial" w:hAnsi="Arial" w:cs="Arial"/>
-          <w:lang w:val="pt-BR"/>
-        </w:rPr>
-        <w:t>Mendizabal</w:t>
-      </w:r>
-      <w:proofErr w:type="spellEnd"/>
-      <w:r>
-        <w:rPr>
-          <w:rFonts w:ascii="Arial" w:hAnsi="Arial" w:cs="Arial"/>
-          <w:lang w:val="pt-BR"/>
-        </w:rPr>
-        <w:t xml:space="preserve"> Melendez - 23778</w:t>
+      <w:r>
+        <w:rPr>
+          <w:rFonts w:ascii="Arial" w:hAnsi="Arial" w:cs="Arial"/>
+        </w:rPr>
+        <w:t>Melisa Dayana Mendizabal Melendez - 23778</w:t>
       </w:r>
     </w:p>
     <w:p>
@@ -404,41 +296,25 @@
         <w:jc w:val="right"/>
         <w:rPr>
           <w:rFonts w:ascii="Arial" w:hAnsi="Arial" w:cs="Arial"/>
-          <w:lang w:val="pt-BR"/>
         </w:rPr>
       </w:pPr>
       <w:r>
         <w:rPr>
           <w:rFonts w:ascii="Arial" w:hAnsi="Arial" w:cs="Arial"/>
-          <w:lang w:val="pt-BR"/>
-        </w:rPr>
-        <w:t xml:space="preserve">Renato Manuel </w:t>
-      </w:r>
-      <w:r>
-        <w:rPr>
-          <w:rFonts w:ascii="Arial" w:hAnsi="Arial" w:cs="Arial"/>
-          <w:lang w:val="es-GT"/>
-        </w:rPr>
-        <w:t>Rojas</w:t>
-      </w:r>
-      <w:r>
-        <w:rPr>
-          <w:rFonts w:ascii="Arial" w:hAnsi="Arial" w:cs="Arial"/>
-          <w:lang w:val="pt-BR"/>
-        </w:rPr>
-        <w:t xml:space="preserve"> Roldan - 23813</w:t>
+        </w:rPr>
+        <w:t>Renato Manuel Rojas Roldan - 23813</w:t>
       </w:r>
     </w:p>
     <w:p>
       <w:pPr>
         <w:spacing w:after="200" w:line="240" w:lineRule="auto"/>
         <w:rPr>
-          <w:lang w:val="pt-BR"/>
+          <w:rFonts w:ascii="Arial" w:hAnsi="Arial" w:cs="Arial"/>
         </w:rPr>
       </w:pPr>
       <w:r>
         <w:rPr>
-          <w:lang w:val="pt-BR"/>
+          <w:rFonts w:ascii="Arial" w:hAnsi="Arial" w:cs="Arial"/>
         </w:rPr>
         <w:br w:type="page"/>
       </w:r>
@@ -446,259 +322,256 @@
     <w:p>
       <w:pPr>
         <w:pStyle w:val="Ttulo1"/>
+        <w:jc w:val="both"/>
+        <w:rPr>
+          <w:rFonts w:ascii="Arial" w:hAnsi="Arial" w:cs="Arial"/>
+        </w:rPr>
       </w:pPr>
-      <w:proofErr w:type="spellStart"/>
-      <w:r>
+      <w:r>
+        <w:rPr>
+          <w:rFonts w:ascii="Arial" w:hAnsi="Arial" w:cs="Arial"/>
+        </w:rPr>
         <w:lastRenderedPageBreak/>
         <w:t>Repositorio</w:t>
       </w:r>
-      <w:proofErr w:type="spellEnd"/>
     </w:p>
     <w:p>
       <w:pPr>
-        <w:rPr>
-          <w:lang w:val="es-GT"/>
+        <w:jc w:val="both"/>
+        <w:rPr>
+          <w:rFonts w:ascii="Arial" w:hAnsi="Arial" w:cs="Arial"/>
         </w:rPr>
       </w:pPr>
       <w:r>
         <w:rPr>
-          <w:lang w:val="es-GT"/>
+          <w:rFonts w:ascii="Arial" w:hAnsi="Arial" w:cs="Arial"/>
         </w:rPr>
         <w:t xml:space="preserve">El </w:t>
       </w:r>
       <w:r>
         <w:rPr>
-          <w:lang w:val="es-GT"/>
+          <w:rFonts w:ascii="Arial" w:hAnsi="Arial" w:cs="Arial"/>
         </w:rPr>
         <w:t>código</w:t>
       </w:r>
       <w:r>
         <w:rPr>
-          <w:lang w:val="es-GT"/>
+          <w:rFonts w:ascii="Arial" w:hAnsi="Arial" w:cs="Arial"/>
         </w:rPr>
         <w:t xml:space="preserve"> fuente de la </w:t>
       </w:r>
       <w:r>
         <w:rPr>
-          <w:lang w:val="es-GT"/>
+          <w:rFonts w:ascii="Arial" w:hAnsi="Arial" w:cs="Arial"/>
         </w:rPr>
         <w:t>implementación</w:t>
       </w:r>
       <w:r>
         <w:rPr>
-          <w:lang w:val="es-GT"/>
-        </w:rPr>
-        <w:t xml:space="preserve"> se encuentra disponible en: </w:t>
-      </w:r>
+          <w:rFonts w:ascii="Arial" w:hAnsi="Arial" w:cs="Arial"/>
+        </w:rPr>
+        <w:t xml:space="preserve"> se encuentra disponible en:</w:t>
+      </w:r>
+    </w:p>
+    <w:p>
+      <w:pPr>
+        <w:jc w:val="both"/>
+        <w:rPr>
+          <w:rFonts w:ascii="Arial" w:hAnsi="Arial" w:cs="Arial"/>
+        </w:rPr>
+      </w:pPr>
       <w:hyperlink r:id="rId9">
         <w:r>
           <w:rPr>
+            <w:rFonts w:ascii="Arial" w:hAnsi="Arial" w:cs="Arial"/>
             <w:color w:val="0563C1"/>
             <w:u w:val="single"/>
-            <w:lang w:val="es-GT"/>
           </w:rPr>
-          <w:t>DannyEst6109/Lab01_compis</w:t>
+          <w:t>DannyEst6109/</w:t>
+        </w:r>
+        <w:r>
+          <w:rPr>
+            <w:rFonts w:ascii="Arial" w:hAnsi="Arial" w:cs="Arial"/>
+            <w:color w:val="0563C1"/>
+            <w:u w:val="single"/>
+          </w:rPr>
+          <w:t>L</w:t>
+        </w:r>
+        <w:r>
+          <w:rPr>
+            <w:rFonts w:ascii="Arial" w:hAnsi="Arial" w:cs="Arial"/>
+            <w:color w:val="0563C1"/>
+            <w:u w:val="single"/>
+          </w:rPr>
+          <w:t>ab01_compis</w:t>
         </w:r>
       </w:hyperlink>
     </w:p>
     <w:p>
       <w:pPr>
         <w:pStyle w:val="Ttulo1"/>
-        <w:rPr>
-          <w:lang w:val="es-GT"/>
+        <w:jc w:val="both"/>
+        <w:rPr>
+          <w:rFonts w:ascii="Arial" w:hAnsi="Arial" w:cs="Arial"/>
         </w:rPr>
       </w:pPr>
-      <w:proofErr w:type="spellStart"/>
-      <w:r>
-        <w:rPr>
-          <w:lang w:val="es-GT"/>
-        </w:rPr>
-        <w:t>Descripcion</w:t>
-      </w:r>
-      <w:proofErr w:type="spellEnd"/>
-      <w:r>
-        <w:rPr>
-          <w:lang w:val="es-GT"/>
+      <w:r>
+        <w:rPr>
+          <w:rFonts w:ascii="Arial" w:hAnsi="Arial" w:cs="Arial"/>
+        </w:rPr>
+        <w:t>Descripción</w:t>
+      </w:r>
+      <w:r>
+        <w:rPr>
+          <w:rFonts w:ascii="Arial" w:hAnsi="Arial" w:cs="Arial"/>
         </w:rPr>
         <w:t xml:space="preserve"> General</w:t>
       </w:r>
     </w:p>
     <w:p>
       <w:pPr>
-        <w:rPr>
-          <w:lang w:val="es-GT"/>
+        <w:jc w:val="both"/>
+        <w:rPr>
+          <w:rFonts w:ascii="Arial" w:hAnsi="Arial" w:cs="Arial"/>
         </w:rPr>
       </w:pPr>
       <w:r>
         <w:rPr>
-          <w:lang w:val="es-GT"/>
+          <w:rFonts w:ascii="Arial" w:hAnsi="Arial" w:cs="Arial"/>
         </w:rPr>
         <w:t xml:space="preserve">El proyecto implementa un generador de analizadores </w:t>
       </w:r>
-      <w:proofErr w:type="spellStart"/>
-      <w:r>
-        <w:rPr>
-          <w:lang w:val="es-GT"/>
-        </w:rPr>
-        <w:t>sintacticos</w:t>
-      </w:r>
-      <w:proofErr w:type="spellEnd"/>
-      <w:r>
-        <w:rPr>
-          <w:lang w:val="es-GT"/>
+      <w:r>
+        <w:rPr>
+          <w:rFonts w:ascii="Arial" w:hAnsi="Arial" w:cs="Arial"/>
+        </w:rPr>
+        <w:t>sintácticos</w:t>
+      </w:r>
+      <w:r>
+        <w:rPr>
+          <w:rFonts w:ascii="Arial" w:hAnsi="Arial" w:cs="Arial"/>
         </w:rPr>
         <w:t xml:space="preserve"> SLR a partir de una </w:t>
       </w:r>
-      <w:proofErr w:type="spellStart"/>
-      <w:r>
-        <w:rPr>
-          <w:lang w:val="es-GT"/>
-        </w:rPr>
-        <w:t>especificacion</w:t>
-      </w:r>
-      <w:proofErr w:type="spellEnd"/>
-      <w:r>
-        <w:rPr>
-          <w:lang w:val="es-GT"/>
-        </w:rPr>
-        <w:t xml:space="preserve"> escrita en </w:t>
-      </w:r>
-      <w:proofErr w:type="spellStart"/>
-      <w:r>
-        <w:rPr>
-          <w:lang w:val="es-GT"/>
-        </w:rPr>
-        <w:t>YAPar</w:t>
-      </w:r>
-      <w:proofErr w:type="spellEnd"/>
-      <w:r>
-        <w:rPr>
-          <w:lang w:val="es-GT"/>
-        </w:rPr>
-        <w:t xml:space="preserve">. La </w:t>
-      </w:r>
-      <w:proofErr w:type="spellStart"/>
-      <w:r>
-        <w:rPr>
-          <w:lang w:val="es-GT"/>
-        </w:rPr>
-        <w:t>aplicacion</w:t>
-      </w:r>
-      <w:proofErr w:type="spellEnd"/>
-      <w:r>
-        <w:rPr>
-          <w:lang w:val="es-GT"/>
+      <w:r>
+        <w:rPr>
+          <w:rFonts w:ascii="Arial" w:hAnsi="Arial" w:cs="Arial"/>
+        </w:rPr>
+        <w:t>especificación</w:t>
+      </w:r>
+      <w:r>
+        <w:rPr>
+          <w:rFonts w:ascii="Arial" w:hAnsi="Arial" w:cs="Arial"/>
+        </w:rPr>
+        <w:t xml:space="preserve"> escrita en YAPar. La </w:t>
+      </w:r>
+      <w:r>
+        <w:rPr>
+          <w:rFonts w:ascii="Arial" w:hAnsi="Arial" w:cs="Arial"/>
+        </w:rPr>
+        <w:t>aplicación</w:t>
+      </w:r>
+      <w:r>
+        <w:rPr>
+          <w:rFonts w:ascii="Arial" w:hAnsi="Arial" w:cs="Arial"/>
         </w:rPr>
         <w:t xml:space="preserve"> integra el generador </w:t>
       </w:r>
-      <w:proofErr w:type="spellStart"/>
-      <w:r>
-        <w:rPr>
-          <w:lang w:val="es-GT"/>
-        </w:rPr>
-        <w:t>lexico</w:t>
-      </w:r>
-      <w:proofErr w:type="spellEnd"/>
-      <w:r>
-        <w:rPr>
-          <w:lang w:val="es-GT"/>
+      <w:r>
+        <w:rPr>
+          <w:rFonts w:ascii="Arial" w:hAnsi="Arial" w:cs="Arial"/>
+        </w:rPr>
+        <w:t>léxico</w:t>
+      </w:r>
+      <w:r>
+        <w:rPr>
+          <w:rFonts w:ascii="Arial" w:hAnsi="Arial" w:cs="Arial"/>
         </w:rPr>
         <w:t xml:space="preserve"> desarrollado para YALex, construye la </w:t>
       </w:r>
-      <w:proofErr w:type="spellStart"/>
-      <w:r>
-        <w:rPr>
-          <w:lang w:val="es-GT"/>
-        </w:rPr>
-        <w:t>gramatica</w:t>
-      </w:r>
-      <w:proofErr w:type="spellEnd"/>
-      <w:r>
-        <w:rPr>
-          <w:lang w:val="es-GT"/>
+      <w:r>
+        <w:rPr>
+          <w:rFonts w:ascii="Arial" w:hAnsi="Arial" w:cs="Arial"/>
+        </w:rPr>
+        <w:t>gramática</w:t>
+      </w:r>
+      <w:r>
+        <w:rPr>
+          <w:rFonts w:ascii="Arial" w:hAnsi="Arial" w:cs="Arial"/>
         </w:rPr>
         <w:t xml:space="preserve"> aumentada, genera el </w:t>
       </w:r>
-      <w:proofErr w:type="spellStart"/>
-      <w:r>
-        <w:rPr>
-          <w:lang w:val="es-GT"/>
-        </w:rPr>
-        <w:t>automata</w:t>
-      </w:r>
-      <w:proofErr w:type="spellEnd"/>
-      <w:r>
-        <w:rPr>
-          <w:lang w:val="es-GT"/>
-        </w:rPr>
-        <w:t xml:space="preserve"> LR(0), construye las tablas ACTION/GOTO y ejecuta el algoritmo de </w:t>
-      </w:r>
-      <w:proofErr w:type="spellStart"/>
-      <w:r>
-        <w:rPr>
-          <w:lang w:val="es-GT"/>
-        </w:rPr>
-        <w:t>parsing</w:t>
-      </w:r>
-      <w:proofErr w:type="spellEnd"/>
-      <w:r>
-        <w:rPr>
-          <w:lang w:val="es-GT"/>
-        </w:rPr>
-        <w:t xml:space="preserve"> sobre el flujo de tokens producido por el </w:t>
-      </w:r>
-      <w:proofErr w:type="spellStart"/>
-      <w:r>
-        <w:rPr>
-          <w:lang w:val="es-GT"/>
-        </w:rPr>
-        <w:t>lexer</w:t>
-      </w:r>
-      <w:proofErr w:type="spellEnd"/>
-      <w:r>
-        <w:rPr>
-          <w:lang w:val="es-GT"/>
-        </w:rPr>
-        <w:t xml:space="preserve"> generado.</w:t>
+      <w:r>
+        <w:rPr>
+          <w:rFonts w:ascii="Arial" w:hAnsi="Arial" w:cs="Arial"/>
+        </w:rPr>
+        <w:t>autómata</w:t>
+      </w:r>
+      <w:r>
+        <w:rPr>
+          <w:rFonts w:ascii="Arial" w:hAnsi="Arial" w:cs="Arial"/>
+        </w:rPr>
+        <w:t xml:space="preserve"> </w:t>
+      </w:r>
+      <w:r>
+        <w:rPr>
+          <w:rFonts w:ascii="Arial" w:hAnsi="Arial" w:cs="Arial"/>
+        </w:rPr>
+        <w:t>LR (</w:t>
+      </w:r>
+      <w:r>
+        <w:rPr>
+          <w:rFonts w:ascii="Arial" w:hAnsi="Arial" w:cs="Arial"/>
+        </w:rPr>
+        <w:t>0), construye las tablas ACTION/GOTO y ejecuta el algoritmo de parsing sobre el flujo de tokens producido por el lexer generado.</w:t>
       </w:r>
     </w:p>
     <w:p>
       <w:pPr>
-        <w:rPr>
-          <w:lang w:val="es-GT"/>
+        <w:jc w:val="both"/>
+        <w:rPr>
+          <w:rFonts w:ascii="Arial" w:hAnsi="Arial" w:cs="Arial"/>
         </w:rPr>
       </w:pPr>
       <w:r>
         <w:rPr>
-          <w:lang w:val="es-GT"/>
-        </w:rPr>
-        <w:t xml:space="preserve">La entrada principal del programa final sigue el orden indicado para la entrega: primero se carga el archivo .yal, </w:t>
-      </w:r>
-      <w:proofErr w:type="spellStart"/>
-      <w:r>
-        <w:rPr>
-          <w:lang w:val="es-GT"/>
-        </w:rPr>
-        <w:t>despues</w:t>
-      </w:r>
-      <w:proofErr w:type="spellEnd"/>
-      <w:r>
-        <w:rPr>
-          <w:lang w:val="es-GT"/>
-        </w:rPr>
-        <w:t xml:space="preserve"> el archivo .</w:t>
-      </w:r>
-      <w:proofErr w:type="spellStart"/>
-      <w:r>
-        <w:rPr>
-          <w:lang w:val="es-GT"/>
-        </w:rPr>
-        <w:t>yalp</w:t>
-      </w:r>
-      <w:proofErr w:type="spellEnd"/>
-      <w:r>
-        <w:rPr>
-          <w:lang w:val="es-GT"/>
+          <w:rFonts w:ascii="Arial" w:hAnsi="Arial" w:cs="Arial"/>
+        </w:rPr>
+        <w:t xml:space="preserve">La entrada principal del programa final sigue el orden indicado para la entrega: primero se carga el </w:t>
+      </w:r>
+      <w:r>
+        <w:rPr>
+          <w:rFonts w:ascii="Arial" w:hAnsi="Arial" w:cs="Arial"/>
+        </w:rPr>
+        <w:t>archivo. yal</w:t>
+      </w:r>
+      <w:r>
+        <w:rPr>
+          <w:rFonts w:ascii="Arial" w:hAnsi="Arial" w:cs="Arial"/>
+        </w:rPr>
+        <w:t xml:space="preserve">, </w:t>
+      </w:r>
+      <w:r>
+        <w:rPr>
+          <w:rFonts w:ascii="Arial" w:hAnsi="Arial" w:cs="Arial"/>
+        </w:rPr>
+        <w:t>después</w:t>
+      </w:r>
+      <w:r>
+        <w:rPr>
+          <w:rFonts w:ascii="Arial" w:hAnsi="Arial" w:cs="Arial"/>
+        </w:rPr>
+        <w:t xml:space="preserve"> el </w:t>
+      </w:r>
+      <w:r>
+        <w:rPr>
+          <w:rFonts w:ascii="Arial" w:hAnsi="Arial" w:cs="Arial"/>
+        </w:rPr>
+        <w:t>archivo. yalp</w:t>
+      </w:r>
+      <w:r>
+        <w:rPr>
+          <w:rFonts w:ascii="Arial" w:hAnsi="Arial" w:cs="Arial"/>
         </w:rPr>
         <w:t>, y finalmente se selecciona un archivo de texto plano para analizar.</w:t>
       </w:r>
@@ -706,154 +579,127 @@
     <w:p>
       <w:pPr>
         <w:pStyle w:val="Ttulo1"/>
-        <w:rPr>
-          <w:lang w:val="es-GT"/>
+        <w:jc w:val="both"/>
+        <w:rPr>
+          <w:rFonts w:ascii="Arial" w:hAnsi="Arial" w:cs="Arial"/>
         </w:rPr>
       </w:pPr>
-      <w:proofErr w:type="spellStart"/>
-      <w:r>
-        <w:rPr>
-          <w:lang w:val="es-GT"/>
-        </w:rPr>
-        <w:t>Diseno</w:t>
-      </w:r>
-      <w:proofErr w:type="spellEnd"/>
-      <w:r>
-        <w:rPr>
-          <w:lang w:val="es-GT"/>
+      <w:r>
+        <w:rPr>
+          <w:rFonts w:ascii="Arial" w:hAnsi="Arial" w:cs="Arial"/>
+        </w:rPr>
+        <w:t>Diseño</w:t>
+      </w:r>
+      <w:r>
+        <w:rPr>
+          <w:rFonts w:ascii="Arial" w:hAnsi="Arial" w:cs="Arial"/>
         </w:rPr>
         <w:t xml:space="preserve"> del Software</w:t>
       </w:r>
     </w:p>
     <w:p>
       <w:pPr>
-        <w:rPr>
-          <w:lang w:val="es-GT"/>
+        <w:jc w:val="both"/>
+        <w:rPr>
+          <w:rFonts w:ascii="Arial" w:hAnsi="Arial" w:cs="Arial"/>
         </w:rPr>
       </w:pPr>
       <w:r>
         <w:rPr>
-          <w:lang w:val="es-GT"/>
+          <w:rFonts w:ascii="Arial" w:hAnsi="Arial" w:cs="Arial"/>
         </w:rPr>
         <w:t xml:space="preserve">La </w:t>
       </w:r>
-      <w:proofErr w:type="spellStart"/>
-      <w:r>
-        <w:rPr>
-          <w:lang w:val="es-GT"/>
-        </w:rPr>
-        <w:t>solucion</w:t>
-      </w:r>
-      <w:proofErr w:type="spellEnd"/>
-      <w:r>
-        <w:rPr>
-          <w:lang w:val="es-GT"/>
+      <w:r>
+        <w:rPr>
+          <w:rFonts w:ascii="Arial" w:hAnsi="Arial" w:cs="Arial"/>
+        </w:rPr>
+        <w:t>solución</w:t>
+      </w:r>
+      <w:r>
+        <w:rPr>
+          <w:rFonts w:ascii="Arial" w:hAnsi="Arial" w:cs="Arial"/>
         </w:rPr>
         <w:t xml:space="preserve"> </w:t>
       </w:r>
-      <w:proofErr w:type="spellStart"/>
-      <w:r>
-        <w:rPr>
-          <w:lang w:val="es-GT"/>
-        </w:rPr>
-        <w:t>esta</w:t>
-      </w:r>
-      <w:proofErr w:type="spellEnd"/>
-      <w:r>
-        <w:rPr>
-          <w:lang w:val="es-GT"/>
+      <w:r>
+        <w:rPr>
+          <w:rFonts w:ascii="Arial" w:hAnsi="Arial" w:cs="Arial"/>
+        </w:rPr>
+        <w:t>está</w:t>
+      </w:r>
+      <w:r>
+        <w:rPr>
+          <w:rFonts w:ascii="Arial" w:hAnsi="Arial" w:cs="Arial"/>
         </w:rPr>
         <w:t xml:space="preserve"> separada por responsabilidades para que las fases </w:t>
       </w:r>
-      <w:proofErr w:type="spellStart"/>
-      <w:r>
-        <w:rPr>
-          <w:lang w:val="es-GT"/>
-        </w:rPr>
-        <w:t>teoricas</w:t>
-      </w:r>
-      <w:proofErr w:type="spellEnd"/>
-      <w:r>
-        <w:rPr>
-          <w:lang w:val="es-GT"/>
+      <w:r>
+        <w:rPr>
+          <w:rFonts w:ascii="Arial" w:hAnsi="Arial" w:cs="Arial"/>
+        </w:rPr>
+        <w:t>teóricas</w:t>
+      </w:r>
+      <w:r>
+        <w:rPr>
+          <w:rFonts w:ascii="Arial" w:hAnsi="Arial" w:cs="Arial"/>
         </w:rPr>
         <w:t xml:space="preserve"> del compilador puedan probarse y mantenerse por separado. El generador </w:t>
       </w:r>
-      <w:proofErr w:type="spellStart"/>
-      <w:r>
-        <w:rPr>
-          <w:lang w:val="es-GT"/>
-        </w:rPr>
-        <w:t>lexico</w:t>
-      </w:r>
-      <w:proofErr w:type="spellEnd"/>
-      <w:r>
-        <w:rPr>
-          <w:lang w:val="es-GT"/>
+      <w:r>
+        <w:rPr>
+          <w:rFonts w:ascii="Arial" w:hAnsi="Arial" w:cs="Arial"/>
+        </w:rPr>
+        <w:t>léxico</w:t>
+      </w:r>
+      <w:r>
+        <w:rPr>
+          <w:rFonts w:ascii="Arial" w:hAnsi="Arial" w:cs="Arial"/>
         </w:rPr>
         <w:t xml:space="preserve"> vive en Proyecto1 y se invoca desde Proyecto2 mediante un puente de </w:t>
       </w:r>
-      <w:proofErr w:type="spellStart"/>
-      <w:r>
-        <w:rPr>
-          <w:lang w:val="es-GT"/>
-        </w:rPr>
-        <w:t>integracion</w:t>
-      </w:r>
-      <w:proofErr w:type="spellEnd"/>
-      <w:r>
-        <w:rPr>
-          <w:lang w:val="es-GT"/>
+      <w:r>
+        <w:rPr>
+          <w:rFonts w:ascii="Arial" w:hAnsi="Arial" w:cs="Arial"/>
+        </w:rPr>
+        <w:t>integración</w:t>
+      </w:r>
+      <w:r>
+        <w:rPr>
+          <w:rFonts w:ascii="Arial" w:hAnsi="Arial" w:cs="Arial"/>
         </w:rPr>
         <w:t xml:space="preserve">. La </w:t>
       </w:r>
-      <w:proofErr w:type="spellStart"/>
-      <w:r>
-        <w:rPr>
-          <w:lang w:val="es-GT"/>
-        </w:rPr>
-        <w:t>gramatica</w:t>
-      </w:r>
-      <w:proofErr w:type="spellEnd"/>
-      <w:r>
-        <w:rPr>
-          <w:lang w:val="es-GT"/>
-        </w:rPr>
-        <w:t xml:space="preserve"> </w:t>
-      </w:r>
-      <w:proofErr w:type="spellStart"/>
-      <w:r>
-        <w:rPr>
-          <w:lang w:val="es-GT"/>
-        </w:rPr>
-        <w:t>YAPar</w:t>
-      </w:r>
-      <w:proofErr w:type="spellEnd"/>
-      <w:r>
-        <w:rPr>
-          <w:lang w:val="es-GT"/>
-        </w:rPr>
-        <w:t xml:space="preserve"> se procesa en Proyecto2 y se adapta al formato </w:t>
-      </w:r>
-      <w:proofErr w:type="spellStart"/>
-      <w:r>
-        <w:rPr>
-          <w:lang w:val="es-GT"/>
-        </w:rPr>
-        <w:t>comun</w:t>
-      </w:r>
-      <w:proofErr w:type="spellEnd"/>
-      <w:r>
-        <w:rPr>
-          <w:lang w:val="es-GT"/>
+      <w:r>
+        <w:rPr>
+          <w:rFonts w:ascii="Arial" w:hAnsi="Arial" w:cs="Arial"/>
+        </w:rPr>
+        <w:t>gramática</w:t>
+      </w:r>
+      <w:r>
+        <w:rPr>
+          <w:rFonts w:ascii="Arial" w:hAnsi="Arial" w:cs="Arial"/>
+        </w:rPr>
+        <w:t xml:space="preserve"> YAPar se procesa en Proyecto2 y se adapta al formato </w:t>
+      </w:r>
+      <w:r>
+        <w:rPr>
+          <w:rFonts w:ascii="Arial" w:hAnsi="Arial" w:cs="Arial"/>
+        </w:rPr>
+        <w:t>común</w:t>
+      </w:r>
+      <w:r>
+        <w:rPr>
+          <w:rFonts w:ascii="Arial" w:hAnsi="Arial" w:cs="Arial"/>
         </w:rPr>
         <w:t xml:space="preserve"> usado por el constructor SLR.</w:t>
       </w:r>
     </w:p>
     <w:p>
       <w:pPr>
-        <w:rPr>
-          <w:lang w:val="es-GT"/>
+        <w:jc w:val="both"/>
+        <w:rPr>
+          <w:rFonts w:ascii="Arial" w:hAnsi="Arial" w:cs="Arial"/>
         </w:rPr>
       </w:pPr>
     </w:p>
@@ -893,8 +739,15 @@
             <w:vAlign w:val="center"/>
           </w:tcPr>
           <w:p>
+            <w:pPr>
+              <w:jc w:val="both"/>
+              <w:rPr>
+                <w:rFonts w:ascii="Arial" w:hAnsi="Arial" w:cs="Arial"/>
+              </w:rPr>
+            </w:pPr>
             <w:r>
               <w:rPr>
+                <w:rFonts w:ascii="Arial" w:hAnsi="Arial" w:cs="Arial"/>
                 <w:b/>
               </w:rPr>
               <w:t>Etapa</w:t>
@@ -914,8 +767,15 @@
             <w:vAlign w:val="center"/>
           </w:tcPr>
           <w:p>
+            <w:pPr>
+              <w:jc w:val="both"/>
+              <w:rPr>
+                <w:rFonts w:ascii="Arial" w:hAnsi="Arial" w:cs="Arial"/>
+              </w:rPr>
+            </w:pPr>
             <w:r>
               <w:rPr>
+                <w:rFonts w:ascii="Arial" w:hAnsi="Arial" w:cs="Arial"/>
                 <w:b/>
               </w:rPr>
               <w:t>Entrada</w:t>
@@ -935,8 +795,15 @@
             <w:vAlign w:val="center"/>
           </w:tcPr>
           <w:p>
+            <w:pPr>
+              <w:jc w:val="both"/>
+              <w:rPr>
+                <w:rFonts w:ascii="Arial" w:hAnsi="Arial" w:cs="Arial"/>
+              </w:rPr>
+            </w:pPr>
             <w:r>
               <w:rPr>
+                <w:rFonts w:ascii="Arial" w:hAnsi="Arial" w:cs="Arial"/>
                 <w:b/>
               </w:rPr>
               <w:t>Salida</w:t>
@@ -956,8 +823,15 @@
             <w:vAlign w:val="center"/>
           </w:tcPr>
           <w:p>
+            <w:pPr>
+              <w:jc w:val="both"/>
+              <w:rPr>
+                <w:rFonts w:ascii="Arial" w:hAnsi="Arial" w:cs="Arial"/>
+              </w:rPr>
+            </w:pPr>
             <w:r>
               <w:rPr>
+                <w:rFonts w:ascii="Arial" w:hAnsi="Arial" w:cs="Arial"/>
                 <w:b/>
               </w:rPr>
               <w:t>Modulo principal</w:t>
@@ -971,8 +845,29 @@
             <w:tcW w:w="1700" w:type="dxa"/>
           </w:tcPr>
           <w:p>
+            <w:pPr>
+              <w:jc w:val="both"/>
+              <w:rPr>
+                <w:rFonts w:ascii="Arial" w:hAnsi="Arial" w:cs="Arial"/>
+              </w:rPr>
+            </w:pPr>
             <w:r>
-              <w:t>Generacion lexica</w:t>
+              <w:rPr>
+                <w:rFonts w:ascii="Arial" w:hAnsi="Arial" w:cs="Arial"/>
+              </w:rPr>
+              <w:t>Generación</w:t>
+            </w:r>
+            <w:r>
+              <w:rPr>
+                <w:rFonts w:ascii="Arial" w:hAnsi="Arial" w:cs="Arial"/>
+              </w:rPr>
+              <w:t xml:space="preserve"> </w:t>
+            </w:r>
+            <w:r>
+              <w:rPr>
+                <w:rFonts w:ascii="Arial" w:hAnsi="Arial" w:cs="Arial"/>
+              </w:rPr>
+              <w:t>léxica</w:t>
             </w:r>
           </w:p>
         </w:tc>
@@ -981,7 +876,16 @@
             <w:tcW w:w="1900" w:type="dxa"/>
           </w:tcPr>
           <w:p>
+            <w:pPr>
+              <w:jc w:val="both"/>
+              <w:rPr>
+                <w:rFonts w:ascii="Arial" w:hAnsi="Arial" w:cs="Arial"/>
+              </w:rPr>
+            </w:pPr>
             <w:r>
+              <w:rPr>
+                <w:rFonts w:ascii="Arial" w:hAnsi="Arial" w:cs="Arial"/>
+              </w:rPr>
               <w:t>.yal</w:t>
             </w:r>
           </w:p>
@@ -992,24 +896,23 @@
           </w:tcPr>
           <w:p>
             <w:pPr>
-              <w:rPr>
-                <w:lang w:val="es-GT"/>
+              <w:jc w:val="both"/>
+              <w:rPr>
+                <w:rFonts w:ascii="Arial" w:hAnsi="Arial" w:cs="Arial"/>
               </w:rPr>
             </w:pPr>
             <w:r>
               <w:rPr>
-                <w:lang w:val="es-GT"/>
+                <w:rFonts w:ascii="Arial" w:hAnsi="Arial" w:cs="Arial"/>
               </w:rPr>
               <w:t xml:space="preserve">Lexer Python independiente y AFD </w:t>
             </w:r>
-            <w:proofErr w:type="spellStart"/>
             <w:r>
               <w:rPr>
-                <w:lang w:val="es-GT"/>
-              </w:rPr>
-              <w:t>lexico</w:t>
+                <w:rFonts w:ascii="Arial" w:hAnsi="Arial" w:cs="Arial"/>
+              </w:rPr>
+              <w:t>léxico</w:t>
             </w:r>
-            <w:proofErr w:type="spellEnd"/>
           </w:p>
         </w:tc>
         <w:tc>
@@ -1017,7 +920,16 @@
             <w:tcW w:w="2360" w:type="dxa"/>
           </w:tcPr>
           <w:p>
+            <w:pPr>
+              <w:jc w:val="both"/>
+              <w:rPr>
+                <w:rFonts w:ascii="Arial" w:hAnsi="Arial" w:cs="Arial"/>
+              </w:rPr>
+            </w:pPr>
             <w:r>
+              <w:rPr>
+                <w:rFonts w:ascii="Arial" w:hAnsi="Arial" w:cs="Arial"/>
+              </w:rPr>
               <w:t>lexer_bridge.py + Proyecto1</w:t>
             </w:r>
           </w:p>
@@ -1029,7 +941,16 @@
             <w:tcW w:w="1700" w:type="dxa"/>
           </w:tcPr>
           <w:p>
+            <w:pPr>
+              <w:jc w:val="both"/>
+              <w:rPr>
+                <w:rFonts w:ascii="Arial" w:hAnsi="Arial" w:cs="Arial"/>
+              </w:rPr>
+            </w:pPr>
             <w:r>
+              <w:rPr>
+                <w:rFonts w:ascii="Arial" w:hAnsi="Arial" w:cs="Arial"/>
+              </w:rPr>
               <w:t>Lectura YAPar</w:t>
             </w:r>
           </w:p>
@@ -1039,7 +960,16 @@
             <w:tcW w:w="1900" w:type="dxa"/>
           </w:tcPr>
           <w:p>
+            <w:pPr>
+              <w:jc w:val="both"/>
+              <w:rPr>
+                <w:rFonts w:ascii="Arial" w:hAnsi="Arial" w:cs="Arial"/>
+              </w:rPr>
+            </w:pPr>
             <w:r>
+              <w:rPr>
+                <w:rFonts w:ascii="Arial" w:hAnsi="Arial" w:cs="Arial"/>
+              </w:rPr>
               <w:t>.yalp</w:t>
             </w:r>
           </w:p>
@@ -1049,7 +979,16 @@
             <w:tcW w:w="3400" w:type="dxa"/>
           </w:tcPr>
           <w:p>
+            <w:pPr>
+              <w:jc w:val="both"/>
+              <w:rPr>
+                <w:rFonts w:ascii="Arial" w:hAnsi="Arial" w:cs="Arial"/>
+              </w:rPr>
+            </w:pPr>
             <w:r>
+              <w:rPr>
+                <w:rFonts w:ascii="Arial" w:hAnsi="Arial" w:cs="Arial"/>
+              </w:rPr>
               <w:t>Tokens, producciones, terminales e ignorados</w:t>
             </w:r>
           </w:p>
@@ -1059,7 +998,16 @@
             <w:tcW w:w="2360" w:type="dxa"/>
           </w:tcPr>
           <w:p>
+            <w:pPr>
+              <w:jc w:val="both"/>
+              <w:rPr>
+                <w:rFonts w:ascii="Arial" w:hAnsi="Arial" w:cs="Arial"/>
+              </w:rPr>
+            </w:pPr>
             <w:r>
+              <w:rPr>
+                <w:rFonts w:ascii="Arial" w:hAnsi="Arial" w:cs="Arial"/>
+              </w:rPr>
               <w:t>yalp_lexer.py, yalp_parser.py</w:t>
             </w:r>
           </w:p>
@@ -1071,7 +1019,16 @@
             <w:tcW w:w="1700" w:type="dxa"/>
           </w:tcPr>
           <w:p>
+            <w:pPr>
+              <w:jc w:val="both"/>
+              <w:rPr>
+                <w:rFonts w:ascii="Arial" w:hAnsi="Arial" w:cs="Arial"/>
+              </w:rPr>
+            </w:pPr>
             <w:r>
+              <w:rPr>
+                <w:rFonts w:ascii="Arial" w:hAnsi="Arial" w:cs="Arial"/>
+              </w:rPr>
               <w:t>FIRST/FOLLOW</w:t>
             </w:r>
           </w:p>
@@ -1081,8 +1038,23 @@
             <w:tcW w:w="1900" w:type="dxa"/>
           </w:tcPr>
           <w:p>
+            <w:pPr>
+              <w:jc w:val="both"/>
+              <w:rPr>
+                <w:rFonts w:ascii="Arial" w:hAnsi="Arial" w:cs="Arial"/>
+              </w:rPr>
+            </w:pPr>
             <w:r>
-              <w:t>Gramatica parseada</w:t>
+              <w:rPr>
+                <w:rFonts w:ascii="Arial" w:hAnsi="Arial" w:cs="Arial"/>
+              </w:rPr>
+              <w:t>Gramática</w:t>
+            </w:r>
+            <w:r>
+              <w:rPr>
+                <w:rFonts w:ascii="Arial" w:hAnsi="Arial" w:cs="Arial"/>
+              </w:rPr>
+              <w:t xml:space="preserve"> parseada</w:t>
             </w:r>
           </w:p>
         </w:tc>
@@ -1091,7 +1063,16 @@
             <w:tcW w:w="3400" w:type="dxa"/>
           </w:tcPr>
           <w:p>
+            <w:pPr>
+              <w:jc w:val="both"/>
+              <w:rPr>
+                <w:rFonts w:ascii="Arial" w:hAnsi="Arial" w:cs="Arial"/>
+              </w:rPr>
+            </w:pPr>
             <w:r>
+              <w:rPr>
+                <w:rFonts w:ascii="Arial" w:hAnsi="Arial" w:cs="Arial"/>
+              </w:rPr>
               <w:t>Conjuntos FIRST y FOLLOW</w:t>
             </w:r>
           </w:p>
@@ -1101,7 +1082,16 @@
             <w:tcW w:w="2360" w:type="dxa"/>
           </w:tcPr>
           <w:p>
+            <w:pPr>
+              <w:jc w:val="both"/>
+              <w:rPr>
+                <w:rFonts w:ascii="Arial" w:hAnsi="Arial" w:cs="Arial"/>
+              </w:rPr>
+            </w:pPr>
             <w:r>
+              <w:rPr>
+                <w:rFonts w:ascii="Arial" w:hAnsi="Arial" w:cs="Arial"/>
+              </w:rPr>
               <w:t>primero_siguiente.py</w:t>
             </w:r>
           </w:p>
@@ -1113,8 +1103,23 @@
             <w:tcW w:w="1700" w:type="dxa"/>
           </w:tcPr>
           <w:p>
+            <w:pPr>
+              <w:jc w:val="both"/>
+              <w:rPr>
+                <w:rFonts w:ascii="Arial" w:hAnsi="Arial" w:cs="Arial"/>
+              </w:rPr>
+            </w:pPr>
             <w:r>
-              <w:t>Construccion SLR</w:t>
+              <w:rPr>
+                <w:rFonts w:ascii="Arial" w:hAnsi="Arial" w:cs="Arial"/>
+              </w:rPr>
+              <w:t>Construcción</w:t>
+            </w:r>
+            <w:r>
+              <w:rPr>
+                <w:rFonts w:ascii="Arial" w:hAnsi="Arial" w:cs="Arial"/>
+              </w:rPr>
+              <w:t xml:space="preserve"> SLR</w:t>
             </w:r>
           </w:p>
         </w:tc>
@@ -1123,7 +1128,16 @@
             <w:tcW w:w="1900" w:type="dxa"/>
           </w:tcPr>
           <w:p>
+            <w:pPr>
+              <w:jc w:val="both"/>
+              <w:rPr>
+                <w:rFonts w:ascii="Arial" w:hAnsi="Arial" w:cs="Arial"/>
+              </w:rPr>
+            </w:pPr>
             <w:r>
+              <w:rPr>
+                <w:rFonts w:ascii="Arial" w:hAnsi="Arial" w:cs="Arial"/>
+              </w:rPr>
               <w:t>Grammar adaptada</w:t>
             </w:r>
           </w:p>
@@ -1134,23 +1148,34 @@
           </w:tcPr>
           <w:p>
             <w:pPr>
-              <w:rPr>
-                <w:lang w:val="es-GT"/>
+              <w:jc w:val="both"/>
+              <w:rPr>
+                <w:rFonts w:ascii="Arial" w:hAnsi="Arial" w:cs="Arial"/>
               </w:rPr>
             </w:pPr>
-            <w:proofErr w:type="spellStart"/>
             <w:r>
               <w:rPr>
-                <w:lang w:val="es-GT"/>
-              </w:rPr>
-              <w:t>Automata</w:t>
+                <w:rFonts w:ascii="Arial" w:hAnsi="Arial" w:cs="Arial"/>
+              </w:rPr>
+              <w:t>Autómata</w:t>
             </w:r>
-            <w:proofErr w:type="spellEnd"/>
             <w:r>
               <w:rPr>
-                <w:lang w:val="es-GT"/>
-              </w:rPr>
-              <w:t xml:space="preserve"> LR(0), ACTION y GOTO</w:t>
+                <w:rFonts w:ascii="Arial" w:hAnsi="Arial" w:cs="Arial"/>
+              </w:rPr>
+              <w:t xml:space="preserve"> </w:t>
+            </w:r>
+            <w:r>
+              <w:rPr>
+                <w:rFonts w:ascii="Arial" w:hAnsi="Arial" w:cs="Arial"/>
+              </w:rPr>
+              <w:t>LR (</w:t>
+            </w:r>
+            <w:r>
+              <w:rPr>
+                <w:rFonts w:ascii="Arial" w:hAnsi="Arial" w:cs="Arial"/>
+              </w:rPr>
+              <w:t>0), ACTION y GOTO</w:t>
             </w:r>
           </w:p>
         </w:tc>
@@ -1159,7 +1184,18 @@
             <w:tcW w:w="2360" w:type="dxa"/>
           </w:tcPr>
           <w:p>
+            <w:pPr>
+              <w:jc w:val="both"/>
+              <w:rPr>
+                <w:rFonts w:ascii="Arial" w:hAnsi="Arial" w:cs="Arial"/>
+                <w:lang w:val="en-US"/>
+              </w:rPr>
+            </w:pPr>
             <w:r>
+              <w:rPr>
+                <w:rFonts w:ascii="Arial" w:hAnsi="Arial" w:cs="Arial"/>
+                <w:lang w:val="en-US"/>
+              </w:rPr>
               <w:t>adapter.py, slr_builder.py</w:t>
             </w:r>
           </w:p>
@@ -1171,8 +1207,17 @@
             <w:tcW w:w="1700" w:type="dxa"/>
           </w:tcPr>
           <w:p>
+            <w:pPr>
+              <w:jc w:val="both"/>
+              <w:rPr>
+                <w:rFonts w:ascii="Arial" w:hAnsi="Arial" w:cs="Arial"/>
+              </w:rPr>
+            </w:pPr>
             <w:r>
-              <w:t>Ejecucion</w:t>
+              <w:rPr>
+                <w:rFonts w:ascii="Arial" w:hAnsi="Arial" w:cs="Arial"/>
+              </w:rPr>
+              <w:t>Ejecución</w:t>
             </w:r>
           </w:p>
         </w:tc>
@@ -1181,7 +1226,16 @@
             <w:tcW w:w="1900" w:type="dxa"/>
           </w:tcPr>
           <w:p>
+            <w:pPr>
+              <w:jc w:val="both"/>
+              <w:rPr>
+                <w:rFonts w:ascii="Arial" w:hAnsi="Arial" w:cs="Arial"/>
+              </w:rPr>
+            </w:pPr>
             <w:r>
+              <w:rPr>
+                <w:rFonts w:ascii="Arial" w:hAnsi="Arial" w:cs="Arial"/>
+              </w:rPr>
               <w:t>.txt + lexer + tablas</w:t>
             </w:r>
           </w:p>
@@ -1191,7 +1245,16 @@
             <w:tcW w:w="3400" w:type="dxa"/>
           </w:tcPr>
           <w:p>
+            <w:pPr>
+              <w:jc w:val="both"/>
+              <w:rPr>
+                <w:rFonts w:ascii="Arial" w:hAnsi="Arial" w:cs="Arial"/>
+              </w:rPr>
+            </w:pPr>
             <w:r>
+              <w:rPr>
+                <w:rFonts w:ascii="Arial" w:hAnsi="Arial" w:cs="Arial"/>
+              </w:rPr>
               <w:t>Traza shift/reduce/accept o errores</w:t>
             </w:r>
           </w:p>
@@ -1201,7 +1264,16 @@
             <w:tcW w:w="2360" w:type="dxa"/>
           </w:tcPr>
           <w:p>
+            <w:pPr>
+              <w:jc w:val="both"/>
+              <w:rPr>
+                <w:rFonts w:ascii="Arial" w:hAnsi="Arial" w:cs="Arial"/>
+              </w:rPr>
+            </w:pPr>
             <w:r>
+              <w:rPr>
+                <w:rFonts w:ascii="Arial" w:hAnsi="Arial" w:cs="Arial"/>
+              </w:rPr>
               <w:t>parser_runtime.py</w:t>
             </w:r>
           </w:p>
@@ -1213,7 +1285,16 @@
             <w:tcW w:w="1700" w:type="dxa"/>
           </w:tcPr>
           <w:p>
+            <w:pPr>
+              <w:jc w:val="both"/>
+              <w:rPr>
+                <w:rFonts w:ascii="Arial" w:hAnsi="Arial" w:cs="Arial"/>
+              </w:rPr>
+            </w:pPr>
             <w:r>
+              <w:rPr>
+                <w:rFonts w:ascii="Arial" w:hAnsi="Arial" w:cs="Arial"/>
+              </w:rPr>
               <w:t>Interfaz grafica</w:t>
             </w:r>
           </w:p>
@@ -1223,8 +1304,23 @@
             <w:tcW w:w="1900" w:type="dxa"/>
           </w:tcPr>
           <w:p>
+            <w:pPr>
+              <w:jc w:val="both"/>
+              <w:rPr>
+                <w:rFonts w:ascii="Arial" w:hAnsi="Arial" w:cs="Arial"/>
+              </w:rPr>
+            </w:pPr>
             <w:r>
-              <w:t>.yal, .yalp, .txt</w:t>
+              <w:rPr>
+                <w:rFonts w:ascii="Arial" w:hAnsi="Arial" w:cs="Arial"/>
+              </w:rPr>
+              <w:t>. yal, yalp</w:t>
+            </w:r>
+            <w:r>
+              <w:rPr>
+                <w:rFonts w:ascii="Arial" w:hAnsi="Arial" w:cs="Arial"/>
+              </w:rPr>
+              <w:t>, .txt</w:t>
             </w:r>
           </w:p>
         </w:tc>
@@ -1234,24 +1330,23 @@
           </w:tcPr>
           <w:p>
             <w:pPr>
-              <w:rPr>
-                <w:lang w:val="es-GT"/>
+              <w:jc w:val="both"/>
+              <w:rPr>
+                <w:rFonts w:ascii="Arial" w:hAnsi="Arial" w:cs="Arial"/>
               </w:rPr>
             </w:pPr>
             <w:r>
               <w:rPr>
-                <w:lang w:val="es-GT"/>
+                <w:rFonts w:ascii="Arial" w:hAnsi="Arial" w:cs="Arial"/>
               </w:rPr>
               <w:t xml:space="preserve">Visualizaciones y salida del </w:t>
             </w:r>
-            <w:proofErr w:type="spellStart"/>
             <w:r>
               <w:rPr>
-                <w:lang w:val="es-GT"/>
-              </w:rPr>
-              <w:t>analisis</w:t>
+                <w:rFonts w:ascii="Arial" w:hAnsi="Arial" w:cs="Arial"/>
+              </w:rPr>
+              <w:t>análisis</w:t>
             </w:r>
-            <w:proofErr w:type="spellEnd"/>
           </w:p>
         </w:tc>
         <w:tc>
@@ -1259,7 +1354,16 @@
             <w:tcW w:w="2360" w:type="dxa"/>
           </w:tcPr>
           <w:p>
+            <w:pPr>
+              <w:jc w:val="both"/>
+              <w:rPr>
+                <w:rFonts w:ascii="Arial" w:hAnsi="Arial" w:cs="Arial"/>
+              </w:rPr>
+            </w:pPr>
             <w:r>
+              <w:rPr>
+                <w:rFonts w:ascii="Arial" w:hAnsi="Arial" w:cs="Arial"/>
+              </w:rPr>
               <w:t>ui_parsinator.py</w:t>
             </w:r>
           </w:p>
@@ -1269,162 +1373,123 @@
     <w:p>
       <w:pPr>
         <w:pStyle w:val="Ttulo2"/>
+        <w:jc w:val="both"/>
+        <w:rPr>
+          <w:rFonts w:ascii="Arial" w:hAnsi="Arial" w:cs="Arial"/>
+        </w:rPr>
       </w:pPr>
       <w:r>
+        <w:rPr>
+          <w:rFonts w:ascii="Arial" w:hAnsi="Arial" w:cs="Arial"/>
+        </w:rPr>
+        <w:lastRenderedPageBreak/>
         <w:t>Flujo de Datos</w:t>
       </w:r>
     </w:p>
     <w:p>
       <w:pPr>
         <w:pStyle w:val="Listaconnmeros"/>
-        <w:rPr>
-          <w:lang w:val="es-GT"/>
+        <w:jc w:val="both"/>
+        <w:rPr>
+          <w:rFonts w:ascii="Arial" w:hAnsi="Arial" w:cs="Arial"/>
         </w:rPr>
       </w:pPr>
       <w:r>
         <w:rPr>
-          <w:lang w:val="es-GT"/>
-        </w:rPr>
-        <w:t xml:space="preserve">El usuario selecciona un archivo .yal. El puente lexer_bridge.py invoca el </w:t>
-      </w:r>
-      <w:proofErr w:type="spellStart"/>
-      <w:r>
-        <w:rPr>
-          <w:lang w:val="es-GT"/>
-        </w:rPr>
-        <w:t>parser</w:t>
-      </w:r>
-      <w:proofErr w:type="spellEnd"/>
-      <w:r>
-        <w:rPr>
-          <w:lang w:val="es-GT"/>
-        </w:rPr>
-        <w:t xml:space="preserve">/generador de Proyecto1 y produce un </w:t>
-      </w:r>
-      <w:proofErr w:type="spellStart"/>
-      <w:r>
-        <w:rPr>
-          <w:lang w:val="es-GT"/>
-        </w:rPr>
-        <w:t>lexer</w:t>
-      </w:r>
-      <w:proofErr w:type="spellEnd"/>
-      <w:r>
-        <w:rPr>
-          <w:lang w:val="es-GT"/>
-        </w:rPr>
-        <w:t xml:space="preserve"> Python independiente en Proyecto2/</w:t>
-      </w:r>
-      <w:proofErr w:type="spellStart"/>
-      <w:r>
-        <w:rPr>
-          <w:lang w:val="es-GT"/>
-        </w:rPr>
-        <w:t>generated</w:t>
-      </w:r>
-      <w:proofErr w:type="spellEnd"/>
-      <w:r>
-        <w:rPr>
-          <w:lang w:val="es-GT"/>
-        </w:rPr>
-        <w:t>/.</w:t>
+          <w:rFonts w:ascii="Arial" w:hAnsi="Arial" w:cs="Arial"/>
+        </w:rPr>
+        <w:t xml:space="preserve">El usuario selecciona un </w:t>
+      </w:r>
+      <w:r>
+        <w:rPr>
+          <w:rFonts w:ascii="Arial" w:hAnsi="Arial" w:cs="Arial"/>
+        </w:rPr>
+        <w:t>archivo .yal</w:t>
+      </w:r>
+      <w:r>
+        <w:rPr>
+          <w:rFonts w:ascii="Arial" w:hAnsi="Arial" w:cs="Arial"/>
+        </w:rPr>
+        <w:t>. El puente lexer_bridge.py invoca el parser/generador de Proyecto1 y produce un lexer Python independiente en Proyecto2/generated/.</w:t>
       </w:r>
     </w:p>
     <w:p>
       <w:pPr>
         <w:pStyle w:val="Listaconnmeros"/>
-        <w:rPr>
-          <w:lang w:val="es-GT"/>
+        <w:jc w:val="both"/>
+        <w:rPr>
+          <w:rFonts w:ascii="Arial" w:hAnsi="Arial" w:cs="Arial"/>
         </w:rPr>
       </w:pPr>
       <w:r>
         <w:rPr>
-          <w:lang w:val="es-GT"/>
-        </w:rPr>
-        <w:t>El usuario selecciona un archivo .</w:t>
-      </w:r>
-      <w:proofErr w:type="spellStart"/>
-      <w:r>
-        <w:rPr>
-          <w:lang w:val="es-GT"/>
-        </w:rPr>
-        <w:t>yalp</w:t>
-      </w:r>
-      <w:proofErr w:type="spellEnd"/>
-      <w:r>
-        <w:rPr>
-          <w:lang w:val="es-GT"/>
-        </w:rPr>
-        <w:t>. yalp_lexer.py y yalp_parser.py extraen las declaraciones %token, IGNORE y las producciones.</w:t>
+          <w:rFonts w:ascii="Arial" w:hAnsi="Arial" w:cs="Arial"/>
+        </w:rPr>
+        <w:t>El usuario selecciona un archivo .yalp. yalp_lexer.py y yalp_parser.py extraen las declaraciones %token, IGNORE y las producciones.</w:t>
       </w:r>
     </w:p>
     <w:p>
       <w:pPr>
         <w:pStyle w:val="Listaconnmeros"/>
-        <w:rPr>
-          <w:lang w:val="es-GT"/>
+        <w:jc w:val="both"/>
+        <w:rPr>
+          <w:rFonts w:ascii="Arial" w:hAnsi="Arial" w:cs="Arial"/>
         </w:rPr>
       </w:pPr>
       <w:r>
         <w:rPr>
-          <w:lang w:val="es-GT"/>
-        </w:rPr>
-        <w:lastRenderedPageBreak/>
+          <w:rFonts w:ascii="Arial" w:hAnsi="Arial" w:cs="Arial"/>
+        </w:rPr>
         <w:t>primero_siguiente.py calcula FIRST y FOLLOW, y adapter.py convierte la salida al modelo compartido definido en models.py.</w:t>
       </w:r>
     </w:p>
     <w:p>
       <w:pPr>
         <w:pStyle w:val="Listaconnmeros"/>
-        <w:rPr>
-          <w:lang w:val="es-GT"/>
+        <w:jc w:val="both"/>
+        <w:rPr>
+          <w:rFonts w:ascii="Arial" w:hAnsi="Arial" w:cs="Arial"/>
         </w:rPr>
       </w:pPr>
       <w:r>
         <w:rPr>
-          <w:lang w:val="es-GT"/>
+          <w:rFonts w:ascii="Arial" w:hAnsi="Arial" w:cs="Arial"/>
         </w:rPr>
         <w:t xml:space="preserve">slr_builder.py aumenta la </w:t>
       </w:r>
-      <w:proofErr w:type="spellStart"/>
-      <w:r>
-        <w:rPr>
-          <w:lang w:val="es-GT"/>
-        </w:rPr>
-        <w:t>gramatica</w:t>
-      </w:r>
-      <w:proofErr w:type="spellEnd"/>
-      <w:r>
-        <w:rPr>
-          <w:lang w:val="es-GT"/>
+      <w:r>
+        <w:rPr>
+          <w:rFonts w:ascii="Arial" w:hAnsi="Arial" w:cs="Arial"/>
+        </w:rPr>
+        <w:t>gramática</w:t>
+      </w:r>
+      <w:r>
+        <w:rPr>
+          <w:rFonts w:ascii="Arial" w:hAnsi="Arial" w:cs="Arial"/>
         </w:rPr>
         <w:t xml:space="preserve">, construye la </w:t>
       </w:r>
-      <w:proofErr w:type="spellStart"/>
-      <w:r>
-        <w:rPr>
-          <w:lang w:val="es-GT"/>
-        </w:rPr>
-        <w:t>coleccion</w:t>
-      </w:r>
-      <w:proofErr w:type="spellEnd"/>
-      <w:r>
-        <w:rPr>
-          <w:lang w:val="es-GT"/>
+      <w:r>
+        <w:rPr>
+          <w:rFonts w:ascii="Arial" w:hAnsi="Arial" w:cs="Arial"/>
+        </w:rPr>
+        <w:t>colección</w:t>
+      </w:r>
+      <w:r>
+        <w:rPr>
+          <w:rFonts w:ascii="Arial" w:hAnsi="Arial" w:cs="Arial"/>
         </w:rPr>
         <w:t xml:space="preserve"> </w:t>
       </w:r>
-      <w:proofErr w:type="spellStart"/>
-      <w:r>
-        <w:rPr>
-          <w:lang w:val="es-GT"/>
-        </w:rPr>
-        <w:t>canonica</w:t>
-      </w:r>
-      <w:proofErr w:type="spellEnd"/>
-      <w:r>
-        <w:rPr>
-          <w:lang w:val="es-GT"/>
+      <w:r>
+        <w:rPr>
+          <w:rFonts w:ascii="Arial" w:hAnsi="Arial" w:cs="Arial"/>
+        </w:rPr>
+        <w:t>canónica</w:t>
+      </w:r>
+      <w:r>
+        <w:rPr>
+          <w:rFonts w:ascii="Arial" w:hAnsi="Arial" w:cs="Arial"/>
         </w:rPr>
         <w:t xml:space="preserve"> LR(0), llena ACTION/GOTO y reporta conflictos shift/reduce o reduce/reduce.</w:t>
       </w:r>
@@ -1432,55 +1497,26 @@
     <w:p>
       <w:pPr>
         <w:pStyle w:val="Listaconnmeros"/>
-        <w:rPr>
-          <w:lang w:val="es-GT"/>
+        <w:jc w:val="both"/>
+        <w:rPr>
+          <w:rFonts w:ascii="Arial" w:hAnsi="Arial" w:cs="Arial"/>
         </w:rPr>
       </w:pPr>
       <w:r>
         <w:rPr>
-          <w:lang w:val="es-GT"/>
-        </w:rPr>
-        <w:t xml:space="preserve">parser_runtime.py consume el flujo de tokens del </w:t>
-      </w:r>
-      <w:proofErr w:type="spellStart"/>
-      <w:r>
-        <w:rPr>
-          <w:lang w:val="es-GT"/>
-        </w:rPr>
-        <w:t>lexer</w:t>
-      </w:r>
-      <w:proofErr w:type="spellEnd"/>
-      <w:r>
-        <w:rPr>
-          <w:lang w:val="es-GT"/>
-        </w:rPr>
-        <w:t xml:space="preserve"> generado, ignora los tokens configurados en </w:t>
-      </w:r>
-      <w:proofErr w:type="spellStart"/>
-      <w:r>
-        <w:rPr>
-          <w:lang w:val="es-GT"/>
-        </w:rPr>
-        <w:t>YAPar</w:t>
-      </w:r>
-      <w:proofErr w:type="spellEnd"/>
-      <w:r>
-        <w:rPr>
-          <w:lang w:val="es-GT"/>
-        </w:rPr>
-        <w:t xml:space="preserve">, ejecuta el algoritmo SLR y registra cada </w:t>
-      </w:r>
-      <w:proofErr w:type="spellStart"/>
-      <w:r>
-        <w:rPr>
-          <w:lang w:val="es-GT"/>
-        </w:rPr>
-        <w:t>accion</w:t>
-      </w:r>
-      <w:proofErr w:type="spellEnd"/>
-      <w:r>
-        <w:rPr>
-          <w:lang w:val="es-GT"/>
+          <w:rFonts w:ascii="Arial" w:hAnsi="Arial" w:cs="Arial"/>
+        </w:rPr>
+        <w:t xml:space="preserve">parser_runtime.py consume el flujo de tokens del lexer generado, ignora los tokens configurados en YAPar, ejecuta el algoritmo SLR y registra cada </w:t>
+      </w:r>
+      <w:r>
+        <w:rPr>
+          <w:rFonts w:ascii="Arial" w:hAnsi="Arial" w:cs="Arial"/>
+        </w:rPr>
+        <w:t>acción</w:t>
+      </w:r>
+      <w:r>
+        <w:rPr>
+          <w:rFonts w:ascii="Arial" w:hAnsi="Arial" w:cs="Arial"/>
         </w:rPr>
         <w:t>.</w:t>
       </w:r>
@@ -1488,78 +1524,79 @@
     <w:p>
       <w:pPr>
         <w:pStyle w:val="Listaconnmeros"/>
-        <w:rPr>
-          <w:lang w:val="es-GT"/>
+        <w:jc w:val="both"/>
+        <w:rPr>
+          <w:rFonts w:ascii="Arial" w:hAnsi="Arial" w:cs="Arial"/>
         </w:rPr>
       </w:pPr>
       <w:r>
         <w:rPr>
-          <w:lang w:val="es-GT"/>
+          <w:rFonts w:ascii="Arial" w:hAnsi="Arial" w:cs="Arial"/>
         </w:rPr>
         <w:t xml:space="preserve">ui_parsinator.py presenta el AFD </w:t>
       </w:r>
-      <w:proofErr w:type="spellStart"/>
-      <w:r>
-        <w:rPr>
-          <w:lang w:val="es-GT"/>
-        </w:rPr>
-        <w:t>lexico</w:t>
-      </w:r>
-      <w:proofErr w:type="spellEnd"/>
-      <w:r>
-        <w:rPr>
-          <w:lang w:val="es-GT"/>
+      <w:r>
+        <w:rPr>
+          <w:rFonts w:ascii="Arial" w:hAnsi="Arial" w:cs="Arial"/>
+        </w:rPr>
+        <w:t>léxico</w:t>
+      </w:r>
+      <w:r>
+        <w:rPr>
+          <w:rFonts w:ascii="Arial" w:hAnsi="Arial" w:cs="Arial"/>
         </w:rPr>
         <w:t xml:space="preserve">, el </w:t>
       </w:r>
-      <w:proofErr w:type="spellStart"/>
-      <w:r>
-        <w:rPr>
-          <w:lang w:val="es-GT"/>
-        </w:rPr>
-        <w:t>automata</w:t>
-      </w:r>
-      <w:proofErr w:type="spellEnd"/>
-      <w:r>
-        <w:rPr>
-          <w:lang w:val="es-GT"/>
-        </w:rPr>
-        <w:t xml:space="preserve"> LR(0), las tablas SLR y el resultado final del </w:t>
-      </w:r>
-      <w:proofErr w:type="spellStart"/>
-      <w:r>
-        <w:rPr>
-          <w:lang w:val="es-GT"/>
-        </w:rPr>
-        <w:t>parsing</w:t>
-      </w:r>
-      <w:proofErr w:type="spellEnd"/>
-      <w:r>
-        <w:rPr>
-          <w:lang w:val="es-GT"/>
-        </w:rPr>
-        <w:t>.</w:t>
+      <w:r>
+        <w:rPr>
+          <w:rFonts w:ascii="Arial" w:hAnsi="Arial" w:cs="Arial"/>
+        </w:rPr>
+        <w:t>autómata</w:t>
+      </w:r>
+      <w:r>
+        <w:rPr>
+          <w:rFonts w:ascii="Arial" w:hAnsi="Arial" w:cs="Arial"/>
+        </w:rPr>
+        <w:t xml:space="preserve"> LR(0), las tablas SLR y el resultado final del parsing.</w:t>
       </w:r>
     </w:p>
     <w:p>
       <w:pPr>
         <w:pStyle w:val="Ttulo1"/>
+        <w:jc w:val="both"/>
+        <w:rPr>
+          <w:rFonts w:ascii="Arial" w:hAnsi="Arial" w:cs="Arial"/>
+        </w:rPr>
       </w:pPr>
-      <w:proofErr w:type="spellStart"/>
-      <w:r>
-        <w:t>Documentacion</w:t>
-      </w:r>
-      <w:proofErr w:type="spellEnd"/>
-      <w:r>
+      <w:r>
+        <w:rPr>
+          <w:rFonts w:ascii="Arial" w:hAnsi="Arial" w:cs="Arial"/>
+        </w:rPr>
+        <w:t>Documentación</w:t>
+      </w:r>
+      <w:r>
+        <w:rPr>
+          <w:rFonts w:ascii="Arial" w:hAnsi="Arial" w:cs="Arial"/>
+        </w:rPr>
         <w:t xml:space="preserve"> y </w:t>
       </w:r>
-      <w:proofErr w:type="spellStart"/>
-      <w:r>
-        <w:t>Explicacion</w:t>
-      </w:r>
-      <w:proofErr w:type="spellEnd"/>
-      <w:r>
-        <w:t xml:space="preserve"> del Codigo</w:t>
+      <w:r>
+        <w:rPr>
+          <w:rFonts w:ascii="Arial" w:hAnsi="Arial" w:cs="Arial"/>
+        </w:rPr>
+        <w:t>Explicación</w:t>
+      </w:r>
+      <w:r>
+        <w:rPr>
+          <w:rFonts w:ascii="Arial" w:hAnsi="Arial" w:cs="Arial"/>
+        </w:rPr>
+        <w:t xml:space="preserve"> del </w:t>
+      </w:r>
+      <w:r>
+        <w:rPr>
+          <w:rFonts w:ascii="Arial" w:hAnsi="Arial" w:cs="Arial"/>
+        </w:rPr>
+        <w:t>Código</w:t>
       </w:r>
     </w:p>
     <w:tbl>
@@ -1596,8 +1633,15 @@
             <w:vAlign w:val="center"/>
           </w:tcPr>
           <w:p>
+            <w:pPr>
+              <w:jc w:val="both"/>
+              <w:rPr>
+                <w:rFonts w:ascii="Arial" w:hAnsi="Arial" w:cs="Arial"/>
+              </w:rPr>
+            </w:pPr>
             <w:r>
               <w:rPr>
+                <w:rFonts w:ascii="Arial" w:hAnsi="Arial" w:cs="Arial"/>
                 <w:b/>
               </w:rPr>
               <w:t>Archivo</w:t>
@@ -1617,8 +1661,15 @@
             <w:vAlign w:val="center"/>
           </w:tcPr>
           <w:p>
+            <w:pPr>
+              <w:jc w:val="both"/>
+              <w:rPr>
+                <w:rFonts w:ascii="Arial" w:hAnsi="Arial" w:cs="Arial"/>
+              </w:rPr>
+            </w:pPr>
             <w:r>
               <w:rPr>
+                <w:rFonts w:ascii="Arial" w:hAnsi="Arial" w:cs="Arial"/>
                 <w:b/>
               </w:rPr>
               <w:t>Responsabilidad</w:t>
@@ -1632,7 +1683,16 @@
             <w:tcW w:w="2300" w:type="dxa"/>
           </w:tcPr>
           <w:p>
+            <w:pPr>
+              <w:jc w:val="both"/>
+              <w:rPr>
+                <w:rFonts w:ascii="Arial" w:hAnsi="Arial" w:cs="Arial"/>
+              </w:rPr>
+            </w:pPr>
             <w:r>
+              <w:rPr>
+                <w:rFonts w:ascii="Arial" w:hAnsi="Arial" w:cs="Arial"/>
+              </w:rPr>
               <w:t>models.py</w:t>
             </w:r>
           </w:p>
@@ -1643,43 +1703,16 @@
           </w:tcPr>
           <w:p>
             <w:pPr>
-              <w:rPr>
-                <w:lang w:val="es-GT"/>
+              <w:jc w:val="both"/>
+              <w:rPr>
+                <w:rFonts w:ascii="Arial" w:hAnsi="Arial" w:cs="Arial"/>
               </w:rPr>
             </w:pPr>
             <w:r>
               <w:rPr>
-                <w:lang w:val="es-GT"/>
-              </w:rPr>
-              <w:t xml:space="preserve">Define las estructuras compartidas Grammar, </w:t>
-            </w:r>
-            <w:proofErr w:type="spellStart"/>
-            <w:r>
-              <w:rPr>
-                <w:lang w:val="es-GT"/>
-              </w:rPr>
-              <w:t>LRItem</w:t>
-            </w:r>
-            <w:proofErr w:type="spellEnd"/>
-            <w:r>
-              <w:rPr>
-                <w:lang w:val="es-GT"/>
-              </w:rPr>
-              <w:t xml:space="preserve">, State, LR0Automaton y </w:t>
-            </w:r>
-            <w:proofErr w:type="spellStart"/>
-            <w:r>
-              <w:rPr>
-                <w:lang w:val="es-GT"/>
-              </w:rPr>
-              <w:t>SLRTables</w:t>
-            </w:r>
-            <w:proofErr w:type="spellEnd"/>
-            <w:r>
-              <w:rPr>
-                <w:lang w:val="es-GT"/>
-              </w:rPr>
-              <w:t>. Estas clases fijan el contrato entre las partes del proyecto.</w:t>
+                <w:rFonts w:ascii="Arial" w:hAnsi="Arial" w:cs="Arial"/>
+              </w:rPr>
+              <w:t>Define las estructuras compartidas Grammar, LRItem, State, LR0Automaton y SLRTables. Estas clases fijan el contrato entre las partes del proyecto.</w:t>
             </w:r>
           </w:p>
         </w:tc>
@@ -1690,7 +1723,16 @@
             <w:tcW w:w="2300" w:type="dxa"/>
           </w:tcPr>
           <w:p>
+            <w:pPr>
+              <w:jc w:val="both"/>
+              <w:rPr>
+                <w:rFonts w:ascii="Arial" w:hAnsi="Arial" w:cs="Arial"/>
+              </w:rPr>
+            </w:pPr>
             <w:r>
+              <w:rPr>
+                <w:rFonts w:ascii="Arial" w:hAnsi="Arial" w:cs="Arial"/>
+              </w:rPr>
               <w:t>yalp_lexer.py</w:t>
             </w:r>
           </w:p>
@@ -1701,69 +1743,50 @@
           </w:tcPr>
           <w:p>
             <w:pPr>
-              <w:rPr>
-                <w:lang w:val="es-GT"/>
+              <w:jc w:val="both"/>
+              <w:rPr>
+                <w:rFonts w:ascii="Arial" w:hAnsi="Arial" w:cs="Arial"/>
               </w:rPr>
             </w:pPr>
             <w:r>
               <w:rPr>
-                <w:lang w:val="es-GT"/>
-              </w:rPr>
-              <w:t xml:space="preserve">Tokeniza archivos </w:t>
+                <w:rFonts w:ascii="Arial" w:hAnsi="Arial" w:cs="Arial"/>
+              </w:rPr>
+              <w:t xml:space="preserve">Tokeniza archivos YAPar </w:t>
             </w:r>
-            <w:proofErr w:type="spellStart"/>
             <w:r>
               <w:rPr>
-                <w:lang w:val="es-GT"/>
-              </w:rPr>
-              <w:t>YAPar</w:t>
+                <w:rFonts w:ascii="Arial" w:hAnsi="Arial" w:cs="Arial"/>
+              </w:rPr>
+              <w:t>carácter</w:t>
             </w:r>
-            <w:proofErr w:type="spellEnd"/>
             <w:r>
               <w:rPr>
-                <w:lang w:val="es-GT"/>
-              </w:rPr>
-              <w:t xml:space="preserve"> </w:t>
-            </w:r>
-            <w:proofErr w:type="spellStart"/>
-            <w:r>
-              <w:rPr>
-                <w:lang w:val="es-GT"/>
-              </w:rPr>
-              <w:t>caracter</w:t>
-            </w:r>
-            <w:proofErr w:type="spellEnd"/>
-            <w:r>
-              <w:rPr>
-                <w:lang w:val="es-GT"/>
+                <w:rFonts w:ascii="Arial" w:hAnsi="Arial" w:cs="Arial"/>
               </w:rPr>
               <w:t xml:space="preserve"> por </w:t>
             </w:r>
-            <w:proofErr w:type="spellStart"/>
             <w:r>
               <w:rPr>
-                <w:lang w:val="es-GT"/>
-              </w:rPr>
-              <w:t>caracter</w:t>
+                <w:rFonts w:ascii="Arial" w:hAnsi="Arial" w:cs="Arial"/>
+              </w:rPr>
+              <w:t>carácter</w:t>
             </w:r>
-            <w:proofErr w:type="spellEnd"/>
             <w:r>
               <w:rPr>
-                <w:lang w:val="es-GT"/>
+                <w:rFonts w:ascii="Arial" w:hAnsi="Arial" w:cs="Arial"/>
               </w:rPr>
               <w:t xml:space="preserve">. Reconoce comentarios, %% como separador, %token, IGNORE, identificadores, dos puntos, barras y punto y coma sin usar </w:t>
             </w:r>
-            <w:proofErr w:type="spellStart"/>
             <w:r>
               <w:rPr>
-                <w:lang w:val="es-GT"/>
-              </w:rPr>
-              <w:t>librerias</w:t>
+                <w:rFonts w:ascii="Arial" w:hAnsi="Arial" w:cs="Arial"/>
+              </w:rPr>
+              <w:t>librerías</w:t>
             </w:r>
-            <w:proofErr w:type="spellEnd"/>
             <w:r>
               <w:rPr>
-                <w:lang w:val="es-GT"/>
+                <w:rFonts w:ascii="Arial" w:hAnsi="Arial" w:cs="Arial"/>
               </w:rPr>
               <w:t xml:space="preserve"> de expresiones regulares.</w:t>
             </w:r>
@@ -1776,7 +1799,16 @@
             <w:tcW w:w="2300" w:type="dxa"/>
           </w:tcPr>
           <w:p>
+            <w:pPr>
+              <w:jc w:val="both"/>
+              <w:rPr>
+                <w:rFonts w:ascii="Arial" w:hAnsi="Arial" w:cs="Arial"/>
+              </w:rPr>
+            </w:pPr>
             <w:r>
+              <w:rPr>
+                <w:rFonts w:ascii="Arial" w:hAnsi="Arial" w:cs="Arial"/>
+              </w:rPr>
               <w:t>yalp_parser.py</w:t>
             </w:r>
           </w:p>
@@ -1787,55 +1819,26 @@
           </w:tcPr>
           <w:p>
             <w:pPr>
-              <w:rPr>
-                <w:lang w:val="es-GT"/>
+              <w:jc w:val="both"/>
+              <w:rPr>
+                <w:rFonts w:ascii="Arial" w:hAnsi="Arial" w:cs="Arial"/>
               </w:rPr>
             </w:pPr>
             <w:r>
               <w:rPr>
-                <w:lang w:val="es-GT"/>
-              </w:rPr>
-              <w:t xml:space="preserve">Implementa un </w:t>
+                <w:rFonts w:ascii="Arial" w:hAnsi="Arial" w:cs="Arial"/>
+              </w:rPr>
+              <w:t xml:space="preserve">Implementa un parser descendente recursivo para YAPar. Extrae tokens declarados, tokens ignorados, producciones, </w:t>
             </w:r>
-            <w:proofErr w:type="spellStart"/>
             <w:r>
               <w:rPr>
-                <w:lang w:val="es-GT"/>
-              </w:rPr>
-              <w:t>parser</w:t>
+                <w:rFonts w:ascii="Arial" w:hAnsi="Arial" w:cs="Arial"/>
+              </w:rPr>
+              <w:t>símbolo</w:t>
             </w:r>
-            <w:proofErr w:type="spellEnd"/>
             <w:r>
               <w:rPr>
-                <w:lang w:val="es-GT"/>
-              </w:rPr>
-              <w:t xml:space="preserve"> descendente recursivo para </w:t>
-            </w:r>
-            <w:proofErr w:type="spellStart"/>
-            <w:r>
-              <w:rPr>
-                <w:lang w:val="es-GT"/>
-              </w:rPr>
-              <w:t>YAPar</w:t>
-            </w:r>
-            <w:proofErr w:type="spellEnd"/>
-            <w:r>
-              <w:rPr>
-                <w:lang w:val="es-GT"/>
-              </w:rPr>
-              <w:t xml:space="preserve">. Extrae tokens declarados, tokens ignorados, producciones, </w:t>
-            </w:r>
-            <w:proofErr w:type="spellStart"/>
-            <w:r>
-              <w:rPr>
-                <w:lang w:val="es-GT"/>
-              </w:rPr>
-              <w:t>simbolo</w:t>
-            </w:r>
-            <w:proofErr w:type="spellEnd"/>
-            <w:r>
-              <w:rPr>
-                <w:lang w:val="es-GT"/>
+                <w:rFonts w:ascii="Arial" w:hAnsi="Arial" w:cs="Arial"/>
               </w:rPr>
               <w:t xml:space="preserve"> inicial, terminales y no terminales.</w:t>
             </w:r>
@@ -1848,7 +1851,16 @@
             <w:tcW w:w="2300" w:type="dxa"/>
           </w:tcPr>
           <w:p>
+            <w:pPr>
+              <w:jc w:val="both"/>
+              <w:rPr>
+                <w:rFonts w:ascii="Arial" w:hAnsi="Arial" w:cs="Arial"/>
+              </w:rPr>
+            </w:pPr>
             <w:r>
+              <w:rPr>
+                <w:rFonts w:ascii="Arial" w:hAnsi="Arial" w:cs="Arial"/>
+              </w:rPr>
               <w:t>primero_siguiente.py</w:t>
             </w:r>
           </w:p>
@@ -1859,13 +1871,14 @@
           </w:tcPr>
           <w:p>
             <w:pPr>
-              <w:rPr>
-                <w:lang w:val="es-GT"/>
+              <w:jc w:val="both"/>
+              <w:rPr>
+                <w:rFonts w:ascii="Arial" w:hAnsi="Arial" w:cs="Arial"/>
               </w:rPr>
             </w:pPr>
             <w:r>
               <w:rPr>
-                <w:lang w:val="es-GT"/>
+                <w:rFonts w:ascii="Arial" w:hAnsi="Arial" w:cs="Arial"/>
               </w:rPr>
               <w:t>Calcula los conjuntos PRIMERO y SIGUIENTE necesarios para construir reducciones SLR sobre los FOLLOW de cada no terminal.</w:t>
             </w:r>
@@ -1878,7 +1891,16 @@
             <w:tcW w:w="2300" w:type="dxa"/>
           </w:tcPr>
           <w:p>
+            <w:pPr>
+              <w:jc w:val="both"/>
+              <w:rPr>
+                <w:rFonts w:ascii="Arial" w:hAnsi="Arial" w:cs="Arial"/>
+              </w:rPr>
+            </w:pPr>
             <w:r>
+              <w:rPr>
+                <w:rFonts w:ascii="Arial" w:hAnsi="Arial" w:cs="Arial"/>
+              </w:rPr>
               <w:t>adapter.py</w:t>
             </w:r>
           </w:p>
@@ -1889,97 +1911,62 @@
           </w:tcPr>
           <w:p>
             <w:pPr>
-              <w:rPr>
-                <w:lang w:val="es-GT"/>
+              <w:jc w:val="both"/>
+              <w:rPr>
+                <w:rFonts w:ascii="Arial" w:hAnsi="Arial" w:cs="Arial"/>
               </w:rPr>
             </w:pPr>
             <w:r>
               <w:rPr>
-                <w:lang w:val="es-GT"/>
+                <w:rFonts w:ascii="Arial" w:hAnsi="Arial" w:cs="Arial"/>
               </w:rPr>
               <w:t xml:space="preserve">Convierte el objeto de </w:t>
             </w:r>
-            <w:proofErr w:type="spellStart"/>
             <w:r>
               <w:rPr>
-                <w:lang w:val="es-GT"/>
-              </w:rPr>
-              <w:t>gramatica</w:t>
+                <w:rFonts w:ascii="Arial" w:hAnsi="Arial" w:cs="Arial"/>
+              </w:rPr>
+              <w:t>gramática</w:t>
             </w:r>
-            <w:proofErr w:type="spellEnd"/>
             <w:r>
               <w:rPr>
-                <w:lang w:val="es-GT"/>
-              </w:rPr>
-              <w:t xml:space="preserve"> producido por la parte </w:t>
+                <w:rFonts w:ascii="Arial" w:hAnsi="Arial" w:cs="Arial"/>
+              </w:rPr>
+              <w:t xml:space="preserve"> producido por la parte YAPar al dataclass Grammar usado por el constructor SLR. </w:t>
             </w:r>
-            <w:proofErr w:type="spellStart"/>
             <w:r>
               <w:rPr>
-                <w:lang w:val="es-GT"/>
-              </w:rPr>
-              <w:t>YAPar</w:t>
+                <w:rFonts w:ascii="Arial" w:hAnsi="Arial" w:cs="Arial"/>
+              </w:rPr>
+              <w:t>También</w:t>
             </w:r>
-            <w:proofErr w:type="spellEnd"/>
             <w:r>
               <w:rPr>
-                <w:lang w:val="es-GT"/>
-              </w:rPr>
-              <w:t xml:space="preserve"> al </w:t>
-            </w:r>
-            <w:proofErr w:type="spellStart"/>
-            <w:r>
-              <w:rPr>
-                <w:lang w:val="es-GT"/>
-              </w:rPr>
-              <w:t>dataclass</w:t>
-            </w:r>
-            <w:proofErr w:type="spellEnd"/>
-            <w:r>
-              <w:rPr>
-                <w:lang w:val="es-GT"/>
-              </w:rPr>
-              <w:t xml:space="preserve"> Grammar usado por el constructor SLR. </w:t>
-            </w:r>
-            <w:proofErr w:type="spellStart"/>
-            <w:r>
-              <w:rPr>
-                <w:lang w:val="es-GT"/>
-              </w:rPr>
-              <w:t>Tambien</w:t>
-            </w:r>
-            <w:proofErr w:type="spellEnd"/>
-            <w:r>
-              <w:rPr>
-                <w:lang w:val="es-GT"/>
+                <w:rFonts w:ascii="Arial" w:hAnsi="Arial" w:cs="Arial"/>
               </w:rPr>
               <w:t xml:space="preserve"> transforma producciones </w:t>
             </w:r>
-            <w:proofErr w:type="spellStart"/>
             <w:r>
               <w:rPr>
-                <w:lang w:val="es-GT"/>
-              </w:rPr>
-              <w:t>epsilon</w:t>
+                <w:rFonts w:ascii="Arial" w:hAnsi="Arial" w:cs="Arial"/>
+              </w:rPr>
+              <w:t>épsilon</w:t>
             </w:r>
-            <w:proofErr w:type="spellEnd"/>
             <w:r>
               <w:rPr>
-                <w:lang w:val="es-GT"/>
+                <w:rFonts w:ascii="Arial" w:hAnsi="Arial" w:cs="Arial"/>
               </w:rPr>
               <w:t xml:space="preserve"> a cuerpos </w:t>
             </w:r>
-            <w:proofErr w:type="spellStart"/>
             <w:r>
               <w:rPr>
-                <w:lang w:val="es-GT"/>
-              </w:rPr>
-              <w:t>vacios</w:t>
+                <w:rFonts w:ascii="Arial" w:hAnsi="Arial" w:cs="Arial"/>
+              </w:rPr>
+              <w:t>vacíos</w:t>
             </w:r>
-            <w:proofErr w:type="spellEnd"/>
             <w:r>
               <w:rPr>
-                <w:lang w:val="es-GT"/>
+                <w:rFonts w:ascii="Arial" w:hAnsi="Arial" w:cs="Arial"/>
               </w:rPr>
               <w:t xml:space="preserve"> y agrega el terminal $.</w:t>
             </w:r>
@@ -1992,7 +1979,16 @@
             <w:tcW w:w="2300" w:type="dxa"/>
           </w:tcPr>
           <w:p>
+            <w:pPr>
+              <w:jc w:val="both"/>
+              <w:rPr>
+                <w:rFonts w:ascii="Arial" w:hAnsi="Arial" w:cs="Arial"/>
+              </w:rPr>
+            </w:pPr>
             <w:r>
+              <w:rPr>
+                <w:rFonts w:ascii="Arial" w:hAnsi="Arial" w:cs="Arial"/>
+              </w:rPr>
               <w:t>slr_builder.py</w:t>
             </w:r>
           </w:p>
@@ -2003,139 +1999,74 @@
           </w:tcPr>
           <w:p>
             <w:pPr>
-              <w:rPr>
-                <w:lang w:val="es-GT"/>
+              <w:jc w:val="both"/>
+              <w:rPr>
+                <w:rFonts w:ascii="Arial" w:hAnsi="Arial" w:cs="Arial"/>
               </w:rPr>
             </w:pPr>
             <w:r>
               <w:rPr>
-                <w:lang w:val="es-GT"/>
+                <w:rFonts w:ascii="Arial" w:hAnsi="Arial" w:cs="Arial"/>
               </w:rPr>
               <w:t xml:space="preserve">Contiene la </w:t>
             </w:r>
-            <w:proofErr w:type="spellStart"/>
             <w:r>
               <w:rPr>
-                <w:lang w:val="es-GT"/>
-              </w:rPr>
-              <w:t>logica</w:t>
+                <w:rFonts w:ascii="Arial" w:hAnsi="Arial" w:cs="Arial"/>
+              </w:rPr>
+              <w:t>lógica</w:t>
             </w:r>
-            <w:proofErr w:type="spellEnd"/>
             <w:r>
               <w:rPr>
-                <w:lang w:val="es-GT"/>
-              </w:rPr>
-              <w:t xml:space="preserve"> central del </w:t>
+                <w:rFonts w:ascii="Arial" w:hAnsi="Arial" w:cs="Arial"/>
+              </w:rPr>
+              <w:t xml:space="preserve"> central del parser generator: </w:t>
             </w:r>
-            <w:proofErr w:type="spellStart"/>
             <w:r>
               <w:rPr>
-                <w:lang w:val="es-GT"/>
-              </w:rPr>
-              <w:t>parser</w:t>
+                <w:rFonts w:ascii="Arial" w:hAnsi="Arial" w:cs="Arial"/>
+              </w:rPr>
+              <w:t>gramática</w:t>
             </w:r>
-            <w:proofErr w:type="spellEnd"/>
             <w:r>
               <w:rPr>
-                <w:lang w:val="es-GT"/>
+                <w:rFonts w:ascii="Arial" w:hAnsi="Arial" w:cs="Arial"/>
+              </w:rPr>
+              <w:t xml:space="preserve"> aumentada, closure, goto, </w:t>
+            </w:r>
+            <w:r>
+              <w:rPr>
+                <w:rFonts w:ascii="Arial" w:hAnsi="Arial" w:cs="Arial"/>
+              </w:rPr>
+              <w:t>colección</w:t>
+            </w:r>
+            <w:r>
+              <w:rPr>
+                <w:rFonts w:ascii="Arial" w:hAnsi="Arial" w:cs="Arial"/>
               </w:rPr>
               <w:t xml:space="preserve"> </w:t>
             </w:r>
-            <w:proofErr w:type="spellStart"/>
             <w:r>
               <w:rPr>
-                <w:lang w:val="es-GT"/>
-              </w:rPr>
-              <w:t>generator</w:t>
+                <w:rFonts w:ascii="Arial" w:hAnsi="Arial" w:cs="Arial"/>
+              </w:rPr>
+              <w:t>canónica</w:t>
             </w:r>
-            <w:proofErr w:type="spellEnd"/>
             <w:r>
               <w:rPr>
-                <w:lang w:val="es-GT"/>
-              </w:rPr>
-              <w:t xml:space="preserve">: </w:t>
-            </w:r>
-            <w:proofErr w:type="spellStart"/>
-            <w:r>
-              <w:rPr>
-                <w:lang w:val="es-GT"/>
-              </w:rPr>
-              <w:t>gramatica</w:t>
-            </w:r>
-            <w:proofErr w:type="spellEnd"/>
-            <w:r>
-              <w:rPr>
-                <w:lang w:val="es-GT"/>
-              </w:rPr>
-              <w:t xml:space="preserve"> aumentada, </w:t>
-            </w:r>
-            <w:proofErr w:type="spellStart"/>
-            <w:r>
-              <w:rPr>
-                <w:lang w:val="es-GT"/>
-              </w:rPr>
-              <w:t>closure</w:t>
-            </w:r>
-            <w:proofErr w:type="spellEnd"/>
-            <w:r>
-              <w:rPr>
-                <w:lang w:val="es-GT"/>
-              </w:rPr>
-              <w:t xml:space="preserve">, </w:t>
-            </w:r>
-            <w:proofErr w:type="spellStart"/>
-            <w:r>
-              <w:rPr>
-                <w:lang w:val="es-GT"/>
-              </w:rPr>
-              <w:t>goto</w:t>
-            </w:r>
-            <w:proofErr w:type="spellEnd"/>
-            <w:r>
-              <w:rPr>
-                <w:lang w:val="es-GT"/>
-              </w:rPr>
-              <w:t xml:space="preserve">, </w:t>
-            </w:r>
-            <w:proofErr w:type="spellStart"/>
-            <w:r>
-              <w:rPr>
-                <w:lang w:val="es-GT"/>
-              </w:rPr>
-              <w:t>coleccion</w:t>
-            </w:r>
-            <w:proofErr w:type="spellEnd"/>
-            <w:r>
-              <w:rPr>
-                <w:lang w:val="es-GT"/>
-              </w:rPr>
-              <w:t xml:space="preserve"> </w:t>
-            </w:r>
-            <w:proofErr w:type="spellStart"/>
-            <w:r>
-              <w:rPr>
-                <w:lang w:val="es-GT"/>
-              </w:rPr>
-              <w:t>canonica</w:t>
-            </w:r>
-            <w:proofErr w:type="spellEnd"/>
-            <w:r>
-              <w:rPr>
-                <w:lang w:val="es-GT"/>
+                <w:rFonts w:ascii="Arial" w:hAnsi="Arial" w:cs="Arial"/>
               </w:rPr>
               <w:t xml:space="preserve"> LR(0), tablas ACTION/GOTO y </w:t>
             </w:r>
-            <w:proofErr w:type="spellStart"/>
             <w:r>
               <w:rPr>
-                <w:lang w:val="es-GT"/>
-              </w:rPr>
-              <w:t>deteccion</w:t>
+                <w:rFonts w:ascii="Arial" w:hAnsi="Arial" w:cs="Arial"/>
+              </w:rPr>
+              <w:t>detección</w:t>
             </w:r>
-            <w:proofErr w:type="spellEnd"/>
             <w:r>
               <w:rPr>
-                <w:lang w:val="es-GT"/>
+                <w:rFonts w:ascii="Arial" w:hAnsi="Arial" w:cs="Arial"/>
               </w:rPr>
               <w:t xml:space="preserve"> de conflictos.</w:t>
             </w:r>
@@ -2148,7 +2079,16 @@
             <w:tcW w:w="2300" w:type="dxa"/>
           </w:tcPr>
           <w:p>
+            <w:pPr>
+              <w:jc w:val="both"/>
+              <w:rPr>
+                <w:rFonts w:ascii="Arial" w:hAnsi="Arial" w:cs="Arial"/>
+              </w:rPr>
+            </w:pPr>
             <w:r>
+              <w:rPr>
+                <w:rFonts w:ascii="Arial" w:hAnsi="Arial" w:cs="Arial"/>
+              </w:rPr>
               <w:t>lexer_bridge.py</w:t>
             </w:r>
           </w:p>
@@ -2159,57 +2099,28 @@
           </w:tcPr>
           <w:p>
             <w:pPr>
-              <w:rPr>
-                <w:lang w:val="es-GT"/>
+              <w:jc w:val="both"/>
+              <w:rPr>
+                <w:rFonts w:ascii="Arial" w:hAnsi="Arial" w:cs="Arial"/>
               </w:rPr>
             </w:pPr>
             <w:r>
               <w:rPr>
-                <w:lang w:val="es-GT"/>
-              </w:rPr>
-              <w:t xml:space="preserve">Integra el generador YALex de Proyecto1 con Proyecto2. Genera el </w:t>
+                <w:rFonts w:ascii="Arial" w:hAnsi="Arial" w:cs="Arial"/>
+              </w:rPr>
+              <w:t xml:space="preserve">Integra el generador YALex de Proyecto1 con Proyecto2. Genera el lexer independiente desde .yal, lo carga </w:t>
             </w:r>
-            <w:proofErr w:type="spellStart"/>
             <w:r>
               <w:rPr>
-                <w:lang w:val="es-GT"/>
-              </w:rPr>
-              <w:t>lexer</w:t>
+                <w:rFonts w:ascii="Arial" w:hAnsi="Arial" w:cs="Arial"/>
+              </w:rPr>
+              <w:t>dinámicamente</w:t>
             </w:r>
-            <w:proofErr w:type="spellEnd"/>
             <w:r>
               <w:rPr>
-                <w:lang w:val="es-GT"/>
-              </w:rPr>
-              <w:t xml:space="preserve"> independiente desde .yal, lo carga </w:t>
-            </w:r>
-            <w:proofErr w:type="spellStart"/>
-            <w:r>
-              <w:rPr>
-                <w:lang w:val="es-GT"/>
-              </w:rPr>
-              <w:t>dinamicamente</w:t>
-            </w:r>
-            <w:proofErr w:type="spellEnd"/>
-            <w:r>
-              <w:rPr>
-                <w:lang w:val="es-GT"/>
-              </w:rPr>
-              <w:t xml:space="preserve"> y normaliza su salida para el </w:t>
-            </w:r>
-            <w:proofErr w:type="spellStart"/>
-            <w:r>
-              <w:rPr>
-                <w:lang w:val="es-GT"/>
-              </w:rPr>
-              <w:t>parser</w:t>
-            </w:r>
-            <w:proofErr w:type="spellEnd"/>
-            <w:r>
-              <w:rPr>
-                <w:lang w:val="es-GT"/>
-              </w:rPr>
-              <w:t xml:space="preserve"> SLR.</w:t>
+                <w:rFonts w:ascii="Arial" w:hAnsi="Arial" w:cs="Arial"/>
+              </w:rPr>
+              <w:t xml:space="preserve"> y normaliza su salida para el parser SLR.</w:t>
             </w:r>
           </w:p>
         </w:tc>
@@ -2220,7 +2131,16 @@
             <w:tcW w:w="2300" w:type="dxa"/>
           </w:tcPr>
           <w:p>
+            <w:pPr>
+              <w:jc w:val="both"/>
+              <w:rPr>
+                <w:rFonts w:ascii="Arial" w:hAnsi="Arial" w:cs="Arial"/>
+              </w:rPr>
+            </w:pPr>
             <w:r>
+              <w:rPr>
+                <w:rFonts w:ascii="Arial" w:hAnsi="Arial" w:cs="Arial"/>
+              </w:rPr>
               <w:t>parser_runtime.py</w:t>
             </w:r>
           </w:p>
@@ -2231,41 +2151,45 @@
           </w:tcPr>
           <w:p>
             <w:pPr>
-              <w:rPr>
-                <w:lang w:val="es-GT"/>
+              <w:jc w:val="both"/>
+              <w:rPr>
+                <w:rFonts w:ascii="Arial" w:hAnsi="Arial" w:cs="Arial"/>
               </w:rPr>
             </w:pPr>
             <w:r>
               <w:rPr>
-                <w:lang w:val="es-GT"/>
+                <w:rFonts w:ascii="Arial" w:hAnsi="Arial" w:cs="Arial"/>
               </w:rPr>
               <w:t xml:space="preserve">Ejecuta el algoritmo SLR. Mantiene pila de estados, pila de </w:t>
             </w:r>
-            <w:proofErr w:type="spellStart"/>
             <w:r>
               <w:rPr>
-                <w:lang w:val="es-GT"/>
-              </w:rPr>
-              <w:t>simbolos</w:t>
+                <w:rFonts w:ascii="Arial" w:hAnsi="Arial" w:cs="Arial"/>
+              </w:rPr>
+              <w:t>símbolos</w:t>
             </w:r>
-            <w:proofErr w:type="spellEnd"/>
             <w:r>
               <w:rPr>
-                <w:lang w:val="es-GT"/>
-              </w:rPr>
-              <w:t xml:space="preserve">, consulta ACTION/GOTO, registra SHIFT, REDUCE y ACCEPT, y reporta errores </w:t>
+                <w:rFonts w:ascii="Arial" w:hAnsi="Arial" w:cs="Arial"/>
+              </w:rPr>
+              <w:t xml:space="preserve">, </w:t>
             </w:r>
-            <w:proofErr w:type="spellStart"/>
             <w:r>
               <w:rPr>
-                <w:lang w:val="es-GT"/>
-              </w:rPr>
-              <w:t>sintacticos</w:t>
+                <w:rFonts w:ascii="Arial" w:hAnsi="Arial" w:cs="Arial"/>
+              </w:rPr>
+              <w:lastRenderedPageBreak/>
+              <w:t xml:space="preserve">consulta ACTION/GOTO, registra SHIFT, REDUCE y ACCEPT, y reporta errores </w:t>
             </w:r>
-            <w:proofErr w:type="spellEnd"/>
             <w:r>
               <w:rPr>
-                <w:lang w:val="es-GT"/>
+                <w:rFonts w:ascii="Arial" w:hAnsi="Arial" w:cs="Arial"/>
+              </w:rPr>
+              <w:t>sintácticos</w:t>
+            </w:r>
+            <w:r>
+              <w:rPr>
+                <w:rFonts w:ascii="Arial" w:hAnsi="Arial" w:cs="Arial"/>
               </w:rPr>
               <w:t>.</w:t>
             </w:r>
@@ -2278,7 +2202,17 @@
             <w:tcW w:w="2300" w:type="dxa"/>
           </w:tcPr>
           <w:p>
+            <w:pPr>
+              <w:jc w:val="both"/>
+              <w:rPr>
+                <w:rFonts w:ascii="Arial" w:hAnsi="Arial" w:cs="Arial"/>
+              </w:rPr>
+            </w:pPr>
             <w:r>
+              <w:rPr>
+                <w:rFonts w:ascii="Arial" w:hAnsi="Arial" w:cs="Arial"/>
+              </w:rPr>
+              <w:lastRenderedPageBreak/>
               <w:t>ui_parsinator.py</w:t>
             </w:r>
           </w:p>
@@ -2289,55 +2223,26 @@
           </w:tcPr>
           <w:p>
             <w:pPr>
-              <w:rPr>
-                <w:lang w:val="es-GT"/>
+              <w:jc w:val="both"/>
+              <w:rPr>
+                <w:rFonts w:ascii="Arial" w:hAnsi="Arial" w:cs="Arial"/>
               </w:rPr>
             </w:pPr>
             <w:r>
               <w:rPr>
-                <w:lang w:val="es-GT"/>
-              </w:rPr>
-              <w:t xml:space="preserve">Implementa la GUI. Permite cargar archivos, generar </w:t>
+                <w:rFonts w:ascii="Arial" w:hAnsi="Arial" w:cs="Arial"/>
+              </w:rPr>
+              <w:t xml:space="preserve">Implementa la GUI. Permite cargar archivos, generar lexer y parser, visualizar AFD/LR(0)/tablas y ejecutar el </w:t>
             </w:r>
-            <w:proofErr w:type="spellStart"/>
             <w:r>
               <w:rPr>
-                <w:lang w:val="es-GT"/>
-              </w:rPr>
-              <w:t>lexer</w:t>
+                <w:rFonts w:ascii="Arial" w:hAnsi="Arial" w:cs="Arial"/>
+              </w:rPr>
+              <w:t>análisis</w:t>
             </w:r>
-            <w:proofErr w:type="spellEnd"/>
             <w:r>
               <w:rPr>
-                <w:lang w:val="es-GT"/>
-              </w:rPr>
-              <w:t xml:space="preserve"> y </w:t>
-            </w:r>
-            <w:proofErr w:type="spellStart"/>
-            <w:r>
-              <w:rPr>
-                <w:lang w:val="es-GT"/>
-              </w:rPr>
-              <w:t>parser</w:t>
-            </w:r>
-            <w:proofErr w:type="spellEnd"/>
-            <w:r>
-              <w:rPr>
-                <w:lang w:val="es-GT"/>
-              </w:rPr>
-              <w:t xml:space="preserve">, visualizar AFD/LR(0)/tablas y ejecutar el </w:t>
-            </w:r>
-            <w:proofErr w:type="spellStart"/>
-            <w:r>
-              <w:rPr>
-                <w:lang w:val="es-GT"/>
-              </w:rPr>
-              <w:t>analisis</w:t>
-            </w:r>
-            <w:proofErr w:type="spellEnd"/>
-            <w:r>
-              <w:rPr>
-                <w:lang w:val="es-GT"/>
+                <w:rFonts w:ascii="Arial" w:hAnsi="Arial" w:cs="Arial"/>
               </w:rPr>
               <w:t xml:space="preserve"> sobre un archivo de entrada.</w:t>
             </w:r>
@@ -2350,8 +2255,16 @@
             <w:tcW w:w="2300" w:type="dxa"/>
           </w:tcPr>
           <w:p>
+            <w:pPr>
+              <w:jc w:val="both"/>
+              <w:rPr>
+                <w:rFonts w:ascii="Arial" w:hAnsi="Arial" w:cs="Arial"/>
+              </w:rPr>
+            </w:pPr>
             <w:r>
-              <w:lastRenderedPageBreak/>
+              <w:rPr>
+                <w:rFonts w:ascii="Arial" w:hAnsi="Arial" w:cs="Arial"/>
+              </w:rPr>
               <w:t>main.py</w:t>
             </w:r>
           </w:p>
@@ -2362,43 +2275,16 @@
           </w:tcPr>
           <w:p>
             <w:pPr>
-              <w:rPr>
-                <w:lang w:val="es-GT"/>
+              <w:jc w:val="both"/>
+              <w:rPr>
+                <w:rFonts w:ascii="Arial" w:hAnsi="Arial" w:cs="Arial"/>
               </w:rPr>
             </w:pPr>
             <w:r>
               <w:rPr>
-                <w:lang w:val="es-GT"/>
-              </w:rPr>
-              <w:t>Punto de entrada de consola y GUI. Sin argumentos abre la interfaz; con .yal, .</w:t>
-            </w:r>
-            <w:proofErr w:type="spellStart"/>
-            <w:r>
-              <w:rPr>
-                <w:lang w:val="es-GT"/>
-              </w:rPr>
-              <w:t>yalp</w:t>
-            </w:r>
-            <w:proofErr w:type="spellEnd"/>
-            <w:r>
-              <w:rPr>
-                <w:lang w:val="es-GT"/>
-              </w:rPr>
-              <w:t xml:space="preserve"> y .</w:t>
-            </w:r>
-            <w:proofErr w:type="spellStart"/>
-            <w:r>
-              <w:rPr>
-                <w:lang w:val="es-GT"/>
-              </w:rPr>
-              <w:t>txt</w:t>
-            </w:r>
-            <w:proofErr w:type="spellEnd"/>
-            <w:r>
-              <w:rPr>
-                <w:lang w:val="es-GT"/>
-              </w:rPr>
-              <w:t xml:space="preserve"> ejecuta el pipeline completo desde terminal.</w:t>
+                <w:rFonts w:ascii="Arial" w:hAnsi="Arial" w:cs="Arial"/>
+              </w:rPr>
+              <w:t>Punto de entrada de consola y GUI. Sin argumentos abre la interfaz; con .yal, .yalp y .txt ejecuta el pipeline completo desde terminal.</w:t>
             </w:r>
           </w:p>
         </w:tc>
@@ -2407,13 +2293,14 @@
     <w:p>
       <w:pPr>
         <w:pStyle w:val="Ttulo1"/>
-        <w:rPr>
-          <w:lang w:val="es-GT"/>
+        <w:jc w:val="both"/>
+        <w:rPr>
+          <w:rFonts w:ascii="Arial" w:hAnsi="Arial" w:cs="Arial"/>
         </w:rPr>
       </w:pPr>
       <w:r>
         <w:rPr>
-          <w:lang w:val="es-GT"/>
+          <w:rFonts w:ascii="Arial" w:hAnsi="Arial" w:cs="Arial"/>
         </w:rPr>
         <w:t>Algoritmos Principales</w:t>
       </w:r>
@@ -2421,132 +2308,94 @@
     <w:p>
       <w:pPr>
         <w:pStyle w:val="Ttulo2"/>
-        <w:rPr>
-          <w:lang w:val="es-GT"/>
+        <w:jc w:val="both"/>
+        <w:rPr>
+          <w:rFonts w:ascii="Arial" w:hAnsi="Arial" w:cs="Arial"/>
         </w:rPr>
       </w:pPr>
-      <w:proofErr w:type="spellStart"/>
-      <w:r>
-        <w:rPr>
-          <w:lang w:val="es-GT"/>
-        </w:rPr>
-        <w:t>Construccion</w:t>
-      </w:r>
-      <w:proofErr w:type="spellEnd"/>
-      <w:r>
-        <w:rPr>
-          <w:lang w:val="es-GT"/>
+      <w:r>
+        <w:rPr>
+          <w:rFonts w:ascii="Arial" w:hAnsi="Arial" w:cs="Arial"/>
+        </w:rPr>
+        <w:t>Construcción</w:t>
+      </w:r>
+      <w:r>
+        <w:rPr>
+          <w:rFonts w:ascii="Arial" w:hAnsi="Arial" w:cs="Arial"/>
         </w:rPr>
         <w:t xml:space="preserve"> LR(0)</w:t>
       </w:r>
     </w:p>
     <w:p>
       <w:pPr>
-        <w:rPr>
-          <w:lang w:val="es-GT"/>
+        <w:jc w:val="both"/>
+        <w:rPr>
+          <w:rFonts w:ascii="Arial" w:hAnsi="Arial" w:cs="Arial"/>
         </w:rPr>
       </w:pPr>
       <w:r>
         <w:rPr>
-          <w:lang w:val="es-GT"/>
+          <w:rFonts w:ascii="Arial" w:hAnsi="Arial" w:cs="Arial"/>
         </w:rPr>
         <w:t xml:space="preserve">La </w:t>
       </w:r>
-      <w:proofErr w:type="spellStart"/>
-      <w:r>
-        <w:rPr>
-          <w:lang w:val="es-GT"/>
-        </w:rPr>
-        <w:t>funcion</w:t>
-      </w:r>
-      <w:proofErr w:type="spellEnd"/>
-      <w:r>
-        <w:rPr>
-          <w:lang w:val="es-GT"/>
-        </w:rPr>
-        <w:t xml:space="preserve"> </w:t>
-      </w:r>
-      <w:proofErr w:type="spellStart"/>
-      <w:r>
-        <w:rPr>
-          <w:lang w:val="es-GT"/>
-        </w:rPr>
-        <w:t>closure</w:t>
-      </w:r>
-      <w:proofErr w:type="spellEnd"/>
-      <w:r>
-        <w:rPr>
-          <w:lang w:val="es-GT"/>
-        </w:rPr>
-        <w:t xml:space="preserve"> agrega recursivamente todos los </w:t>
-      </w:r>
-      <w:proofErr w:type="spellStart"/>
-      <w:r>
-        <w:rPr>
-          <w:lang w:val="es-GT"/>
-        </w:rPr>
-        <w:t>items</w:t>
-      </w:r>
-      <w:proofErr w:type="spellEnd"/>
-      <w:r>
-        <w:rPr>
-          <w:lang w:val="es-GT"/>
+      <w:r>
+        <w:rPr>
+          <w:rFonts w:ascii="Arial" w:hAnsi="Arial" w:cs="Arial"/>
+        </w:rPr>
+        <w:t>función</w:t>
+      </w:r>
+      <w:r>
+        <w:rPr>
+          <w:rFonts w:ascii="Arial" w:hAnsi="Arial" w:cs="Arial"/>
+        </w:rPr>
+        <w:t xml:space="preserve"> closure agrega recursivamente todos los </w:t>
+      </w:r>
+      <w:r>
+        <w:rPr>
+          <w:rFonts w:ascii="Arial" w:hAnsi="Arial" w:cs="Arial"/>
+        </w:rPr>
+        <w:t>ítems</w:t>
+      </w:r>
+      <w:r>
+        <w:rPr>
+          <w:rFonts w:ascii="Arial" w:hAnsi="Arial" w:cs="Arial"/>
         </w:rPr>
         <w:t xml:space="preserve"> A -&gt; punto alfa que pueden aparecer cuando el punto queda antes de un no terminal. La </w:t>
       </w:r>
-      <w:proofErr w:type="spellStart"/>
-      <w:r>
-        <w:rPr>
-          <w:lang w:val="es-GT"/>
-        </w:rPr>
-        <w:t>funcion</w:t>
-      </w:r>
-      <w:proofErr w:type="spellEnd"/>
-      <w:r>
-        <w:rPr>
-          <w:lang w:val="es-GT"/>
-        </w:rPr>
-        <w:t xml:space="preserve"> </w:t>
-      </w:r>
-      <w:proofErr w:type="spellStart"/>
-      <w:r>
-        <w:rPr>
-          <w:lang w:val="es-GT"/>
-        </w:rPr>
-        <w:t>goto</w:t>
-      </w:r>
-      <w:proofErr w:type="spellEnd"/>
-      <w:r>
-        <w:rPr>
-          <w:lang w:val="es-GT"/>
-        </w:rPr>
-        <w:t xml:space="preserve"> avanza el punto sobre un </w:t>
-      </w:r>
-      <w:proofErr w:type="spellStart"/>
-      <w:r>
-        <w:rPr>
-          <w:lang w:val="es-GT"/>
-        </w:rPr>
-        <w:t>simbolo</w:t>
-      </w:r>
-      <w:proofErr w:type="spellEnd"/>
-      <w:r>
-        <w:rPr>
-          <w:lang w:val="es-GT"/>
+      <w:r>
+        <w:rPr>
+          <w:rFonts w:ascii="Arial" w:hAnsi="Arial" w:cs="Arial"/>
+        </w:rPr>
+        <w:t>función</w:t>
+      </w:r>
+      <w:r>
+        <w:rPr>
+          <w:rFonts w:ascii="Arial" w:hAnsi="Arial" w:cs="Arial"/>
+        </w:rPr>
+        <w:t xml:space="preserve"> goto avanza el punto sobre un </w:t>
+      </w:r>
+      <w:r>
+        <w:rPr>
+          <w:rFonts w:ascii="Arial" w:hAnsi="Arial" w:cs="Arial"/>
+        </w:rPr>
+        <w:t>símbolo</w:t>
+      </w:r>
+      <w:r>
+        <w:rPr>
+          <w:rFonts w:ascii="Arial" w:hAnsi="Arial" w:cs="Arial"/>
         </w:rPr>
         <w:t xml:space="preserve"> dado y calcula la clausura resultante. Con ambas funciones se construyen los estados del </w:t>
       </w:r>
-      <w:proofErr w:type="spellStart"/>
-      <w:r>
-        <w:rPr>
-          <w:lang w:val="es-GT"/>
-        </w:rPr>
-        <w:t>automata</w:t>
-      </w:r>
-      <w:proofErr w:type="spellEnd"/>
-      <w:r>
-        <w:rPr>
-          <w:lang w:val="es-GT"/>
+      <w:r>
+        <w:rPr>
+          <w:rFonts w:ascii="Arial" w:hAnsi="Arial" w:cs="Arial"/>
+        </w:rPr>
+        <w:t>autómata</w:t>
+      </w:r>
+      <w:r>
+        <w:rPr>
+          <w:rFonts w:ascii="Arial" w:hAnsi="Arial" w:cs="Arial"/>
         </w:rPr>
         <w:t xml:space="preserve"> LR(0).</w:t>
       </w:r>
@@ -2554,243 +2403,177 @@
     <w:p>
       <w:pPr>
         <w:pStyle w:val="Ttulo2"/>
-        <w:rPr>
-          <w:lang w:val="es-GT"/>
+        <w:jc w:val="both"/>
+        <w:rPr>
+          <w:rFonts w:ascii="Arial" w:hAnsi="Arial" w:cs="Arial"/>
         </w:rPr>
       </w:pPr>
       <w:r>
         <w:rPr>
-          <w:lang w:val="es-GT"/>
+          <w:rFonts w:ascii="Arial" w:hAnsi="Arial" w:cs="Arial"/>
         </w:rPr>
         <w:t>Tablas SLR</w:t>
       </w:r>
     </w:p>
     <w:p>
       <w:pPr>
-        <w:rPr>
-          <w:lang w:val="es-GT"/>
+        <w:jc w:val="both"/>
+        <w:rPr>
+          <w:rFonts w:ascii="Arial" w:hAnsi="Arial" w:cs="Arial"/>
         </w:rPr>
       </w:pPr>
       <w:r>
         <w:rPr>
-          <w:lang w:val="es-GT"/>
+          <w:rFonts w:ascii="Arial" w:hAnsi="Arial" w:cs="Arial"/>
         </w:rPr>
         <w:t xml:space="preserve">Para cada </w:t>
       </w:r>
-      <w:proofErr w:type="spellStart"/>
-      <w:r>
-        <w:rPr>
-          <w:lang w:val="es-GT"/>
-        </w:rPr>
-        <w:t>item</w:t>
-      </w:r>
-      <w:proofErr w:type="spellEnd"/>
-      <w:r>
-        <w:rPr>
-          <w:lang w:val="es-GT"/>
+      <w:r>
+        <w:rPr>
+          <w:rFonts w:ascii="Arial" w:hAnsi="Arial" w:cs="Arial"/>
+        </w:rPr>
+        <w:t>ítem</w:t>
+      </w:r>
+      <w:r>
+        <w:rPr>
+          <w:rFonts w:ascii="Arial" w:hAnsi="Arial" w:cs="Arial"/>
         </w:rPr>
         <w:t xml:space="preserve"> con el punto antes de un terminal se agrega una </w:t>
       </w:r>
-      <w:proofErr w:type="spellStart"/>
-      <w:r>
-        <w:rPr>
-          <w:lang w:val="es-GT"/>
-        </w:rPr>
-        <w:t>accion</w:t>
-      </w:r>
-      <w:proofErr w:type="spellEnd"/>
-      <w:r>
-        <w:rPr>
-          <w:lang w:val="es-GT"/>
+      <w:r>
+        <w:rPr>
+          <w:rFonts w:ascii="Arial" w:hAnsi="Arial" w:cs="Arial"/>
+        </w:rPr>
+        <w:t>acción</w:t>
+      </w:r>
+      <w:r>
+        <w:rPr>
+          <w:rFonts w:ascii="Arial" w:hAnsi="Arial" w:cs="Arial"/>
         </w:rPr>
         <w:t xml:space="preserve"> shift. Para cada </w:t>
       </w:r>
-      <w:proofErr w:type="spellStart"/>
-      <w:r>
-        <w:rPr>
-          <w:lang w:val="es-GT"/>
-        </w:rPr>
-        <w:t>item</w:t>
-      </w:r>
-      <w:proofErr w:type="spellEnd"/>
-      <w:r>
-        <w:rPr>
-          <w:lang w:val="es-GT"/>
+      <w:r>
+        <w:rPr>
+          <w:rFonts w:ascii="Arial" w:hAnsi="Arial" w:cs="Arial"/>
+        </w:rPr>
+        <w:t>ítem</w:t>
+      </w:r>
+      <w:r>
+        <w:rPr>
+          <w:rFonts w:ascii="Arial" w:hAnsi="Arial" w:cs="Arial"/>
         </w:rPr>
         <w:t xml:space="preserve"> completo se agregan acciones reduce usando los terminales del conjunto FOLLOW de la cabeza de la </w:t>
       </w:r>
-      <w:proofErr w:type="spellStart"/>
-      <w:r>
-        <w:rPr>
-          <w:lang w:val="es-GT"/>
-        </w:rPr>
-        <w:t>produccion</w:t>
-      </w:r>
-      <w:proofErr w:type="spellEnd"/>
-      <w:r>
-        <w:rPr>
-          <w:lang w:val="es-GT"/>
+      <w:r>
+        <w:rPr>
+          <w:rFonts w:ascii="Arial" w:hAnsi="Arial" w:cs="Arial"/>
+        </w:rPr>
+        <w:t>producción</w:t>
+      </w:r>
+      <w:r>
+        <w:rPr>
+          <w:rFonts w:ascii="Arial" w:hAnsi="Arial" w:cs="Arial"/>
         </w:rPr>
         <w:t xml:space="preserve">. Cuando el </w:t>
       </w:r>
-      <w:proofErr w:type="spellStart"/>
-      <w:r>
-        <w:rPr>
-          <w:lang w:val="es-GT"/>
-        </w:rPr>
-        <w:t>item</w:t>
-      </w:r>
-      <w:proofErr w:type="spellEnd"/>
-      <w:r>
-        <w:rPr>
-          <w:lang w:val="es-GT"/>
-        </w:rPr>
-        <w:t xml:space="preserve"> aumentado queda completo se agrega </w:t>
-      </w:r>
-      <w:proofErr w:type="spellStart"/>
-      <w:r>
-        <w:rPr>
-          <w:lang w:val="es-GT"/>
-        </w:rPr>
-        <w:t>accept</w:t>
-      </w:r>
-      <w:proofErr w:type="spellEnd"/>
-      <w:r>
-        <w:rPr>
-          <w:lang w:val="es-GT"/>
-        </w:rPr>
-        <w:t xml:space="preserve"> sobre $. Si una celda recibe dos acciones incompatibles, el sistema registra el conflicto.</w:t>
+      <w:r>
+        <w:rPr>
+          <w:rFonts w:ascii="Arial" w:hAnsi="Arial" w:cs="Arial"/>
+        </w:rPr>
+        <w:t>ítem</w:t>
+      </w:r>
+      <w:r>
+        <w:rPr>
+          <w:rFonts w:ascii="Arial" w:hAnsi="Arial" w:cs="Arial"/>
+        </w:rPr>
+        <w:t xml:space="preserve"> aumentado queda completo se agrega accept sobre $. Si una celda recibe dos acciones incompatibles, el sistema registra el conflicto.</w:t>
       </w:r>
     </w:p>
     <w:p>
       <w:pPr>
         <w:pStyle w:val="Ttulo2"/>
-        <w:rPr>
-          <w:lang w:val="es-GT"/>
+        <w:jc w:val="both"/>
+        <w:rPr>
+          <w:rFonts w:ascii="Arial" w:hAnsi="Arial" w:cs="Arial"/>
         </w:rPr>
       </w:pPr>
       <w:r>
         <w:rPr>
-          <w:lang w:val="es-GT"/>
-        </w:rPr>
-        <w:t xml:space="preserve">Motor de </w:t>
-      </w:r>
-      <w:proofErr w:type="spellStart"/>
-      <w:r>
-        <w:rPr>
-          <w:lang w:val="es-GT"/>
-        </w:rPr>
-        <w:t>Parsing</w:t>
-      </w:r>
-      <w:proofErr w:type="spellEnd"/>
+          <w:rFonts w:ascii="Arial" w:hAnsi="Arial" w:cs="Arial"/>
+        </w:rPr>
+        <w:t>Motor de Parsing</w:t>
+      </w:r>
     </w:p>
     <w:p>
       <w:pPr>
-        <w:rPr>
-          <w:lang w:val="es-GT"/>
+        <w:jc w:val="both"/>
+        <w:rPr>
+          <w:rFonts w:ascii="Arial" w:hAnsi="Arial" w:cs="Arial"/>
         </w:rPr>
       </w:pPr>
       <w:r>
         <w:rPr>
-          <w:lang w:val="es-GT"/>
+          <w:rFonts w:ascii="Arial" w:hAnsi="Arial" w:cs="Arial"/>
         </w:rPr>
         <w:t xml:space="preserve">El </w:t>
       </w:r>
-      <w:proofErr w:type="spellStart"/>
-      <w:r>
-        <w:rPr>
-          <w:lang w:val="es-GT"/>
-        </w:rPr>
-        <w:t>runtime</w:t>
-      </w:r>
-      <w:proofErr w:type="spellEnd"/>
-      <w:r>
-        <w:rPr>
-          <w:lang w:val="es-GT"/>
-        </w:rPr>
-        <w:t xml:space="preserve"> inicia en el estado 0, agrega $ al final del flujo de tokens y consulta ACTION con el estado actual y el </w:t>
-      </w:r>
-      <w:proofErr w:type="spellStart"/>
-      <w:r>
-        <w:rPr>
-          <w:lang w:val="es-GT"/>
-        </w:rPr>
-        <w:t>lookahead</w:t>
-      </w:r>
-      <w:proofErr w:type="spellEnd"/>
-      <w:r>
-        <w:rPr>
-          <w:lang w:val="es-GT"/>
-        </w:rPr>
-        <w:t xml:space="preserve">. En shift consume el token y apila el nuevo estado. En reduce </w:t>
-      </w:r>
-      <w:proofErr w:type="spellStart"/>
-      <w:r>
-        <w:rPr>
-          <w:lang w:val="es-GT"/>
-        </w:rPr>
-        <w:t>desapila</w:t>
-      </w:r>
-      <w:proofErr w:type="spellEnd"/>
-      <w:r>
-        <w:rPr>
-          <w:lang w:val="es-GT"/>
-        </w:rPr>
-        <w:t xml:space="preserve"> tantos </w:t>
-      </w:r>
-      <w:proofErr w:type="spellStart"/>
-      <w:r>
-        <w:rPr>
-          <w:lang w:val="es-GT"/>
-        </w:rPr>
-        <w:t>simbolos</w:t>
-      </w:r>
-      <w:proofErr w:type="spellEnd"/>
-      <w:r>
-        <w:rPr>
-          <w:lang w:val="es-GT"/>
+      <w:r>
+        <w:rPr>
+          <w:rFonts w:ascii="Arial" w:hAnsi="Arial" w:cs="Arial"/>
+        </w:rPr>
+        <w:t>run time</w:t>
+      </w:r>
+      <w:r>
+        <w:rPr>
+          <w:rFonts w:ascii="Arial" w:hAnsi="Arial" w:cs="Arial"/>
+        </w:rPr>
+        <w:t xml:space="preserve"> inicia en el estado 0, agrega $ al final del flujo de tokens y consulta ACTION con el estado actual y el lookahead. En shift consume el token y apila el nuevo estado. En reduce desapila tantos </w:t>
+      </w:r>
+      <w:r>
+        <w:rPr>
+          <w:rFonts w:ascii="Arial" w:hAnsi="Arial" w:cs="Arial"/>
+        </w:rPr>
+        <w:t>símbolos</w:t>
+      </w:r>
+      <w:r>
+        <w:rPr>
+          <w:rFonts w:ascii="Arial" w:hAnsi="Arial" w:cs="Arial"/>
         </w:rPr>
         <w:t xml:space="preserve"> como tenga el cuerpo de la </w:t>
       </w:r>
-      <w:proofErr w:type="spellStart"/>
-      <w:r>
-        <w:rPr>
-          <w:lang w:val="es-GT"/>
-        </w:rPr>
-        <w:t>produccion</w:t>
-      </w:r>
-      <w:proofErr w:type="spellEnd"/>
-      <w:r>
-        <w:rPr>
-          <w:lang w:val="es-GT"/>
+      <w:r>
+        <w:rPr>
+          <w:rFonts w:ascii="Arial" w:hAnsi="Arial" w:cs="Arial"/>
+        </w:rPr>
+        <w:t>producción</w:t>
+      </w:r>
+      <w:r>
+        <w:rPr>
+          <w:rFonts w:ascii="Arial" w:hAnsi="Arial" w:cs="Arial"/>
         </w:rPr>
         <w:t xml:space="preserve">, consulta GOTO con la cabeza reducida y continua. Si no existe </w:t>
       </w:r>
-      <w:proofErr w:type="spellStart"/>
-      <w:r>
-        <w:rPr>
-          <w:lang w:val="es-GT"/>
-        </w:rPr>
-        <w:t>accion</w:t>
-      </w:r>
-      <w:proofErr w:type="spellEnd"/>
-      <w:r>
-        <w:rPr>
-          <w:lang w:val="es-GT"/>
+      <w:r>
+        <w:rPr>
+          <w:rFonts w:ascii="Arial" w:hAnsi="Arial" w:cs="Arial"/>
+        </w:rPr>
+        <w:t>acción</w:t>
+      </w:r>
+      <w:r>
+        <w:rPr>
+          <w:rFonts w:ascii="Arial" w:hAnsi="Arial" w:cs="Arial"/>
         </w:rPr>
         <w:t xml:space="preserve"> valida, se reporta error </w:t>
       </w:r>
-      <w:proofErr w:type="spellStart"/>
-      <w:r>
-        <w:rPr>
-          <w:lang w:val="es-GT"/>
-        </w:rPr>
-        <w:t>sintactico</w:t>
-      </w:r>
-      <w:proofErr w:type="spellEnd"/>
-      <w:r>
-        <w:rPr>
-          <w:lang w:val="es-GT"/>
+      <w:r>
+        <w:rPr>
+          <w:rFonts w:ascii="Arial" w:hAnsi="Arial" w:cs="Arial"/>
+        </w:rPr>
+        <w:t>sintáctico</w:t>
+      </w:r>
+      <w:r>
+        <w:rPr>
+          <w:rFonts w:ascii="Arial" w:hAnsi="Arial" w:cs="Arial"/>
         </w:rPr>
         <w:t xml:space="preserve"> con los tokens esperados.</w:t>
       </w:r>
@@ -2798,54 +2581,53 @@
     <w:p>
       <w:pPr>
         <w:pStyle w:val="Ttulo1"/>
+        <w:jc w:val="both"/>
+        <w:rPr>
+          <w:rFonts w:ascii="Arial" w:hAnsi="Arial" w:cs="Arial"/>
+        </w:rPr>
       </w:pPr>
       <w:r>
-        <w:t xml:space="preserve">Uso del </w:t>
-      </w:r>
-      <w:proofErr w:type="spellStart"/>
-      <w:r>
-        <w:t>Programa</w:t>
-      </w:r>
-      <w:proofErr w:type="spellEnd"/>
+        <w:rPr>
+          <w:rFonts w:ascii="Arial" w:hAnsi="Arial" w:cs="Arial"/>
+        </w:rPr>
+        <w:t>Uso del Programa</w:t>
+      </w:r>
     </w:p>
     <w:p>
       <w:pPr>
         <w:pStyle w:val="Listaconnmeros"/>
-        <w:rPr>
-          <w:lang w:val="es-GT"/>
+        <w:jc w:val="both"/>
+        <w:rPr>
+          <w:rFonts w:ascii="Arial" w:hAnsi="Arial" w:cs="Arial"/>
         </w:rPr>
       </w:pPr>
       <w:r>
         <w:rPr>
-          <w:lang w:val="es-GT"/>
+          <w:rFonts w:ascii="Arial" w:hAnsi="Arial" w:cs="Arial"/>
         </w:rPr>
         <w:t xml:space="preserve">Ejecutar </w:t>
       </w:r>
-      <w:proofErr w:type="spellStart"/>
-      <w:r>
-        <w:rPr>
-          <w:lang w:val="es-GT"/>
-        </w:rPr>
-        <w:t>python</w:t>
-      </w:r>
-      <w:proofErr w:type="spellEnd"/>
-      <w:r>
-        <w:rPr>
-          <w:lang w:val="es-GT"/>
+      <w:r>
+        <w:rPr>
+          <w:rFonts w:ascii="Arial" w:hAnsi="Arial" w:cs="Arial"/>
+        </w:rPr>
+        <w:t>Python</w:t>
+      </w:r>
+      <w:r>
+        <w:rPr>
+          <w:rFonts w:ascii="Arial" w:hAnsi="Arial" w:cs="Arial"/>
         </w:rPr>
         <w:t xml:space="preserve"> main.py desde la carpeta Proyecto2 para abrir la interfaz </w:t>
       </w:r>
-      <w:proofErr w:type="spellStart"/>
-      <w:r>
-        <w:rPr>
-          <w:lang w:val="es-GT"/>
-        </w:rPr>
-        <w:t>grafica</w:t>
-      </w:r>
-      <w:proofErr w:type="spellEnd"/>
-      <w:r>
-        <w:rPr>
-          <w:lang w:val="es-GT"/>
+      <w:r>
+        <w:rPr>
+          <w:rFonts w:ascii="Arial" w:hAnsi="Arial" w:cs="Arial"/>
+        </w:rPr>
+        <w:t>gráfica</w:t>
+      </w:r>
+      <w:r>
+        <w:rPr>
+          <w:rFonts w:ascii="Arial" w:hAnsi="Arial" w:cs="Arial"/>
         </w:rPr>
         <w:t>.</w:t>
       </w:r>
@@ -2853,111 +2635,56 @@
     <w:p>
       <w:pPr>
         <w:pStyle w:val="Listaconnmeros"/>
-        <w:rPr>
-          <w:lang w:val="es-GT"/>
+        <w:jc w:val="both"/>
+        <w:rPr>
+          <w:rFonts w:ascii="Arial" w:hAnsi="Arial" w:cs="Arial"/>
         </w:rPr>
       </w:pPr>
       <w:r>
         <w:rPr>
-          <w:lang w:val="es-GT"/>
-        </w:rPr>
-        <w:t>Seleccionar primero un archivo .yal, por ejemplo Proyecto1/</w:t>
-      </w:r>
-      <w:proofErr w:type="spellStart"/>
-      <w:r>
-        <w:rPr>
-          <w:lang w:val="es-GT"/>
-        </w:rPr>
-        <w:t>EjemplosProyecto</w:t>
-      </w:r>
-      <w:proofErr w:type="spellEnd"/>
-      <w:r>
-        <w:rPr>
-          <w:lang w:val="es-GT"/>
-        </w:rPr>
-        <w:t>/</w:t>
-      </w:r>
-      <w:proofErr w:type="spellStart"/>
-      <w:r>
-        <w:rPr>
-          <w:lang w:val="es-GT"/>
-        </w:rPr>
-        <w:t>calc.yal</w:t>
-      </w:r>
-      <w:proofErr w:type="spellEnd"/>
-      <w:r>
-        <w:rPr>
-          <w:lang w:val="es-GT"/>
-        </w:rPr>
-        <w:t>.</w:t>
+          <w:rFonts w:ascii="Arial" w:hAnsi="Arial" w:cs="Arial"/>
+        </w:rPr>
+        <w:t>Seleccionar primero un archivo .yal, por ejemplo Proyecto1/EjemplosProyecto/calc.yal.</w:t>
       </w:r>
     </w:p>
     <w:p>
       <w:pPr>
         <w:pStyle w:val="Listaconnmeros"/>
-        <w:rPr>
-          <w:lang w:val="es-GT"/>
+        <w:jc w:val="both"/>
+        <w:rPr>
+          <w:rFonts w:ascii="Arial" w:hAnsi="Arial" w:cs="Arial"/>
         </w:rPr>
       </w:pPr>
       <w:r>
         <w:rPr>
-          <w:lang w:val="es-GT"/>
+          <w:rFonts w:ascii="Arial" w:hAnsi="Arial" w:cs="Arial"/>
         </w:rPr>
         <w:t xml:space="preserve">Seleccionar </w:t>
       </w:r>
-      <w:proofErr w:type="spellStart"/>
-      <w:r>
-        <w:rPr>
-          <w:lang w:val="es-GT"/>
-        </w:rPr>
-        <w:t>despues</w:t>
-      </w:r>
-      <w:proofErr w:type="spellEnd"/>
-      <w:r>
-        <w:rPr>
-          <w:lang w:val="es-GT"/>
-        </w:rPr>
-        <w:t xml:space="preserve"> un archivo .</w:t>
-      </w:r>
-      <w:proofErr w:type="spellStart"/>
-      <w:r>
-        <w:rPr>
-          <w:lang w:val="es-GT"/>
-        </w:rPr>
-        <w:t>yalp</w:t>
-      </w:r>
-      <w:proofErr w:type="spellEnd"/>
-      <w:r>
-        <w:rPr>
-          <w:lang w:val="es-GT"/>
-        </w:rPr>
-        <w:t xml:space="preserve"> compatible, por ejemplo Proyecto2/Ejemplos/</w:t>
-      </w:r>
-      <w:proofErr w:type="spellStart"/>
-      <w:r>
-        <w:rPr>
-          <w:lang w:val="es-GT"/>
-        </w:rPr>
-        <w:t>calc.yalp</w:t>
-      </w:r>
-      <w:proofErr w:type="spellEnd"/>
-      <w:r>
-        <w:rPr>
-          <w:lang w:val="es-GT"/>
-        </w:rPr>
-        <w:t>.</w:t>
+      <w:r>
+        <w:rPr>
+          <w:rFonts w:ascii="Arial" w:hAnsi="Arial" w:cs="Arial"/>
+        </w:rPr>
+        <w:t>después</w:t>
+      </w:r>
+      <w:r>
+        <w:rPr>
+          <w:rFonts w:ascii="Arial" w:hAnsi="Arial" w:cs="Arial"/>
+        </w:rPr>
+        <w:t xml:space="preserve"> un archivo .yalp compatible, por ejemplo Proyecto2/Ejemplos/calc.yalp.</w:t>
       </w:r>
     </w:p>
     <w:p>
       <w:pPr>
         <w:pStyle w:val="Listaconnmeros"/>
-        <w:rPr>
-          <w:lang w:val="es-GT"/>
+        <w:jc w:val="both"/>
+        <w:rPr>
+          <w:rFonts w:ascii="Arial" w:hAnsi="Arial" w:cs="Arial"/>
         </w:rPr>
       </w:pPr>
       <w:r>
         <w:rPr>
-          <w:lang w:val="es-GT"/>
+          <w:rFonts w:ascii="Arial" w:hAnsi="Arial" w:cs="Arial"/>
         </w:rPr>
         <w:t>Seleccionar un archivo de entrada, por ejemplo Proyecto2/Ejemplos/calc_input.txt.</w:t>
       </w:r>
@@ -2965,90 +2692,52 @@
     <w:p>
       <w:pPr>
         <w:pStyle w:val="Listaconnmeros"/>
-        <w:rPr>
-          <w:lang w:val="es-GT"/>
+        <w:jc w:val="both"/>
+        <w:rPr>
+          <w:rFonts w:ascii="Arial" w:hAnsi="Arial" w:cs="Arial"/>
         </w:rPr>
       </w:pPr>
       <w:r>
         <w:rPr>
-          <w:lang w:val="es-GT"/>
-        </w:rPr>
-        <w:t xml:space="preserve">Presionar Generar </w:t>
-      </w:r>
-      <w:proofErr w:type="spellStart"/>
-      <w:r>
-        <w:rPr>
-          <w:lang w:val="es-GT"/>
-        </w:rPr>
-        <w:t>lexer</w:t>
-      </w:r>
-      <w:proofErr w:type="spellEnd"/>
-      <w:r>
-        <w:rPr>
-          <w:lang w:val="es-GT"/>
-        </w:rPr>
-        <w:t xml:space="preserve"> + </w:t>
-      </w:r>
-      <w:proofErr w:type="spellStart"/>
-      <w:r>
-        <w:rPr>
-          <w:lang w:val="es-GT"/>
-        </w:rPr>
-        <w:t>parser</w:t>
-      </w:r>
-      <w:proofErr w:type="spellEnd"/>
-      <w:r>
-        <w:rPr>
-          <w:lang w:val="es-GT"/>
-        </w:rPr>
-        <w:t xml:space="preserve"> SLR para construir el AFD, el LR(0) y las tablas.</w:t>
+          <w:rFonts w:ascii="Arial" w:hAnsi="Arial" w:cs="Arial"/>
+        </w:rPr>
+        <w:t>Presionar Generar lexer + parser SLR para construir el AFD, el LR(0) y las tablas.</w:t>
       </w:r>
     </w:p>
     <w:p>
       <w:pPr>
         <w:pStyle w:val="Listaconnmeros"/>
-        <w:rPr>
-          <w:lang w:val="es-GT"/>
+        <w:jc w:val="both"/>
+        <w:rPr>
+          <w:rFonts w:ascii="Arial" w:hAnsi="Arial" w:cs="Arial"/>
         </w:rPr>
       </w:pPr>
       <w:r>
         <w:rPr>
-          <w:lang w:val="es-GT"/>
-        </w:rPr>
-        <w:t xml:space="preserve">Presionar Ejecutar </w:t>
-      </w:r>
-      <w:proofErr w:type="spellStart"/>
-      <w:r>
-        <w:rPr>
-          <w:lang w:val="es-GT"/>
-        </w:rPr>
-        <w:t>parsing</w:t>
-      </w:r>
-      <w:proofErr w:type="spellEnd"/>
-      <w:r>
-        <w:rPr>
-          <w:lang w:val="es-GT"/>
-        </w:rPr>
-        <w:t xml:space="preserve"> para ver los tokens reconocidos, la traza de acciones y el resultado final.</w:t>
+          <w:rFonts w:ascii="Arial" w:hAnsi="Arial" w:cs="Arial"/>
+        </w:rPr>
+        <w:t>Presionar Ejecutar parsing para ver los tokens reconocidos, la traza de acciones y el resultado final.</w:t>
       </w:r>
     </w:p>
     <w:p>
       <w:pPr>
         <w:pStyle w:val="Code"/>
-        <w:rPr>
+        <w:jc w:val="both"/>
+        <w:rPr>
+          <w:rFonts w:ascii="Arial" w:hAnsi="Arial" w:cs="Arial"/>
           <w:lang w:val="es-GT"/>
         </w:rPr>
       </w:pPr>
-      <w:proofErr w:type="spellStart"/>
-      <w:r>
-        <w:rPr>
+      <w:r>
+        <w:rPr>
+          <w:rFonts w:ascii="Arial" w:hAnsi="Arial" w:cs="Arial"/>
           <w:lang w:val="es-GT"/>
         </w:rPr>
-        <w:t>python</w:t>
-      </w:r>
-      <w:proofErr w:type="spellEnd"/>
-      <w:r>
-        <w:rPr>
+        <w:t>Python</w:t>
+      </w:r>
+      <w:r>
+        <w:rPr>
+          <w:rFonts w:ascii="Arial" w:hAnsi="Arial" w:cs="Arial"/>
           <w:lang w:val="es-GT"/>
         </w:rPr>
         <w:t xml:space="preserve"> main.py</w:t>
@@ -3057,84 +2746,42 @@
     <w:p>
       <w:pPr>
         <w:pStyle w:val="Code"/>
-        <w:rPr>
+        <w:jc w:val="both"/>
+        <w:rPr>
+          <w:rFonts w:ascii="Arial" w:hAnsi="Arial" w:cs="Arial"/>
           <w:lang w:val="es-GT"/>
         </w:rPr>
       </w:pPr>
-      <w:proofErr w:type="spellStart"/>
-      <w:r>
-        <w:rPr>
+      <w:r>
+        <w:rPr>
+          <w:rFonts w:ascii="Arial" w:hAnsi="Arial" w:cs="Arial"/>
           <w:lang w:val="es-GT"/>
         </w:rPr>
-        <w:t>python</w:t>
-      </w:r>
-      <w:proofErr w:type="spellEnd"/>
-      <w:r>
-        <w:rPr>
+        <w:t>Python</w:t>
+      </w:r>
+      <w:r>
+        <w:rPr>
+          <w:rFonts w:ascii="Arial" w:hAnsi="Arial" w:cs="Arial"/>
           <w:lang w:val="es-GT"/>
         </w:rPr>
-        <w:t xml:space="preserve"> main.py ..\Proyecto1\</w:t>
-      </w:r>
-      <w:proofErr w:type="spellStart"/>
-      <w:r>
-        <w:rPr>
-          <w:lang w:val="es-GT"/>
-        </w:rPr>
-        <w:t>EjemplosProyecto</w:t>
-      </w:r>
-      <w:proofErr w:type="spellEnd"/>
-      <w:r>
-        <w:rPr>
-          <w:lang w:val="es-GT"/>
-        </w:rPr>
-        <w:t>\</w:t>
-      </w:r>
-      <w:proofErr w:type="spellStart"/>
-      <w:r>
-        <w:rPr>
-          <w:lang w:val="es-GT"/>
-        </w:rPr>
-        <w:t>calc.yal</w:t>
-      </w:r>
-      <w:proofErr w:type="spellEnd"/>
-      <w:r>
-        <w:rPr>
-          <w:lang w:val="es-GT"/>
-        </w:rPr>
-        <w:t xml:space="preserve"> Ejemplos\</w:t>
-      </w:r>
-      <w:proofErr w:type="spellStart"/>
-      <w:r>
-        <w:rPr>
-          <w:lang w:val="es-GT"/>
-        </w:rPr>
-        <w:t>calc.yalp</w:t>
-      </w:r>
-      <w:proofErr w:type="spellEnd"/>
-      <w:r>
-        <w:rPr>
-          <w:lang w:val="es-GT"/>
-        </w:rPr>
-        <w:t xml:space="preserve"> Ejemplos\calc_input.txt</w:t>
+        <w:t xml:space="preserve"> main.py ..\Proyecto1\EjemplosProyecto\calc.yal Ejemplos\calc.yalp Ejemplos\calc_input.txt</w:t>
       </w:r>
     </w:p>
     <w:p>
       <w:pPr>
         <w:pStyle w:val="Ttulo1"/>
+        <w:jc w:val="both"/>
+        <w:rPr>
+          <w:rFonts w:ascii="Arial" w:hAnsi="Arial" w:cs="Arial"/>
+        </w:rPr>
       </w:pPr>
-      <w:proofErr w:type="spellStart"/>
-      <w:r>
-        <w:t>Pruebas</w:t>
-      </w:r>
-      <w:proofErr w:type="spellEnd"/>
-      <w:r>
-        <w:t xml:space="preserve"> </w:t>
-      </w:r>
-      <w:proofErr w:type="spellStart"/>
-      <w:r>
-        <w:t>Incluidas</w:t>
-      </w:r>
-      <w:proofErr w:type="spellEnd"/>
+      <w:r>
+        <w:rPr>
+          <w:rFonts w:ascii="Arial" w:hAnsi="Arial" w:cs="Arial"/>
+        </w:rPr>
+        <w:lastRenderedPageBreak/>
+        <w:t>Pruebas Incluidas</w:t>
+      </w:r>
     </w:p>
     <w:tbl>
       <w:tblPr>
@@ -3171,8 +2818,15 @@
             <w:vAlign w:val="center"/>
           </w:tcPr>
           <w:p>
+            <w:pPr>
+              <w:jc w:val="both"/>
+              <w:rPr>
+                <w:rFonts w:ascii="Arial" w:hAnsi="Arial" w:cs="Arial"/>
+              </w:rPr>
+            </w:pPr>
             <w:r>
               <w:rPr>
+                <w:rFonts w:ascii="Arial" w:hAnsi="Arial" w:cs="Arial"/>
                 <w:b/>
               </w:rPr>
               <w:t>Caso</w:t>
@@ -3192,8 +2846,15 @@
             <w:vAlign w:val="center"/>
           </w:tcPr>
           <w:p>
+            <w:pPr>
+              <w:jc w:val="both"/>
+              <w:rPr>
+                <w:rFonts w:ascii="Arial" w:hAnsi="Arial" w:cs="Arial"/>
+              </w:rPr>
+            </w:pPr>
             <w:r>
               <w:rPr>
+                <w:rFonts w:ascii="Arial" w:hAnsi="Arial" w:cs="Arial"/>
                 <w:b/>
               </w:rPr>
               <w:t>Archivos</w:t>
@@ -3213,8 +2874,15 @@
             <w:vAlign w:val="center"/>
           </w:tcPr>
           <w:p>
+            <w:pPr>
+              <w:jc w:val="both"/>
+              <w:rPr>
+                <w:rFonts w:ascii="Arial" w:hAnsi="Arial" w:cs="Arial"/>
+              </w:rPr>
+            </w:pPr>
             <w:r>
               <w:rPr>
+                <w:rFonts w:ascii="Arial" w:hAnsi="Arial" w:cs="Arial"/>
                 <w:b/>
               </w:rPr>
               <w:t>Resultado esperado</w:t>
@@ -3228,7 +2896,16 @@
             <w:tcW w:w="2000" w:type="dxa"/>
           </w:tcPr>
           <w:p>
+            <w:pPr>
+              <w:jc w:val="both"/>
+              <w:rPr>
+                <w:rFonts w:ascii="Arial" w:hAnsi="Arial" w:cs="Arial"/>
+              </w:rPr>
+            </w:pPr>
             <w:r>
+              <w:rPr>
+                <w:rFonts w:ascii="Arial" w:hAnsi="Arial" w:cs="Arial"/>
+              </w:rPr>
               <w:t>Baja complejidad</w:t>
             </w:r>
           </w:p>
@@ -3238,7 +2915,16 @@
             <w:tcW w:w="4200" w:type="dxa"/>
           </w:tcPr>
           <w:p>
+            <w:pPr>
+              <w:jc w:val="both"/>
+              <w:rPr>
+                <w:rFonts w:ascii="Arial" w:hAnsi="Arial" w:cs="Arial"/>
+              </w:rPr>
+            </w:pPr>
             <w:r>
+              <w:rPr>
+                <w:rFonts w:ascii="Arial" w:hAnsi="Arial" w:cs="Arial"/>
+              </w:rPr>
               <w:t>calc.yal, calc.yalp, calc_input.txt</w:t>
             </w:r>
           </w:p>
@@ -3248,8 +2934,35 @@
             <w:tcW w:w="3160" w:type="dxa"/>
           </w:tcPr>
           <w:p>
+            <w:pPr>
+              <w:jc w:val="both"/>
+              <w:rPr>
+                <w:rFonts w:ascii="Arial" w:hAnsi="Arial" w:cs="Arial"/>
+              </w:rPr>
+            </w:pPr>
             <w:r>
-              <w:t>Expresion aritmetica aceptada</w:t>
+              <w:rPr>
+                <w:rFonts w:ascii="Arial" w:hAnsi="Arial" w:cs="Arial"/>
+              </w:rPr>
+              <w:t>Expresión</w:t>
+            </w:r>
+            <w:r>
+              <w:rPr>
+                <w:rFonts w:ascii="Arial" w:hAnsi="Arial" w:cs="Arial"/>
+              </w:rPr>
+              <w:t xml:space="preserve"> </w:t>
+            </w:r>
+            <w:r>
+              <w:rPr>
+                <w:rFonts w:ascii="Arial" w:hAnsi="Arial" w:cs="Arial"/>
+              </w:rPr>
+              <w:t>aritmética</w:t>
+            </w:r>
+            <w:r>
+              <w:rPr>
+                <w:rFonts w:ascii="Arial" w:hAnsi="Arial" w:cs="Arial"/>
+              </w:rPr>
+              <w:t xml:space="preserve"> aceptada</w:t>
             </w:r>
           </w:p>
         </w:tc>
@@ -3260,8 +2973,16 @@
             <w:tcW w:w="2000" w:type="dxa"/>
           </w:tcPr>
           <w:p>
+            <w:pPr>
+              <w:jc w:val="both"/>
+              <w:rPr>
+                <w:rFonts w:ascii="Arial" w:hAnsi="Arial" w:cs="Arial"/>
+              </w:rPr>
+            </w:pPr>
             <w:r>
-              <w:lastRenderedPageBreak/>
+              <w:rPr>
+                <w:rFonts w:ascii="Arial" w:hAnsi="Arial" w:cs="Arial"/>
+              </w:rPr>
               <w:t>Complejidad media</w:t>
             </w:r>
           </w:p>
@@ -3272,37 +2993,16 @@
           </w:tcPr>
           <w:p>
             <w:pPr>
-              <w:rPr>
-                <w:lang w:val="es-GT"/>
+              <w:jc w:val="both"/>
+              <w:rPr>
+                <w:rFonts w:ascii="Arial" w:hAnsi="Arial" w:cs="Arial"/>
               </w:rPr>
             </w:pPr>
-            <w:proofErr w:type="spellStart"/>
             <w:r>
               <w:rPr>
-                <w:lang w:val="es-GT"/>
-              </w:rPr>
-              <w:t>ejemplo.yal</w:t>
-            </w:r>
-            <w:proofErr w:type="spellEnd"/>
-            <w:r>
-              <w:rPr>
-                <w:lang w:val="es-GT"/>
-              </w:rPr>
-              <w:t xml:space="preserve">, </w:t>
-            </w:r>
-            <w:proofErr w:type="spellStart"/>
-            <w:r>
-              <w:rPr>
-                <w:lang w:val="es-GT"/>
-              </w:rPr>
-              <w:t>ejemplo.yalp</w:t>
-            </w:r>
-            <w:proofErr w:type="spellEnd"/>
-            <w:r>
-              <w:rPr>
-                <w:lang w:val="es-GT"/>
-              </w:rPr>
-              <w:t>, ejemplo_input.txt</w:t>
+                <w:rFonts w:ascii="Arial" w:hAnsi="Arial" w:cs="Arial"/>
+              </w:rPr>
+              <w:t>ejemplo.yal, ejemplo.yalp, ejemplo_input.txt</w:t>
             </w:r>
           </w:p>
         </w:tc>
@@ -3311,27 +3011,36 @@
             <w:tcW w:w="3160" w:type="dxa"/>
           </w:tcPr>
           <w:p>
-            <w:proofErr w:type="spellStart"/>
+            <w:pPr>
+              <w:jc w:val="both"/>
+              <w:rPr>
+                <w:rFonts w:ascii="Arial" w:hAnsi="Arial" w:cs="Arial"/>
+              </w:rPr>
+            </w:pPr>
             <w:r>
-              <w:t>Asignacion</w:t>
+              <w:rPr>
+                <w:rFonts w:ascii="Arial" w:hAnsi="Arial" w:cs="Arial"/>
+              </w:rPr>
+              <w:t>Asignación</w:t>
             </w:r>
-            <w:proofErr w:type="spellEnd"/>
             <w:r>
+              <w:rPr>
+                <w:rFonts w:ascii="Arial" w:hAnsi="Arial" w:cs="Arial"/>
+              </w:rPr>
               <w:t xml:space="preserve"> con </w:t>
             </w:r>
-            <w:proofErr w:type="spellStart"/>
             <w:r>
-              <w:t>expresion</w:t>
+              <w:rPr>
+                <w:rFonts w:ascii="Arial" w:hAnsi="Arial" w:cs="Arial"/>
+              </w:rPr>
+              <w:t>expresión</w:t>
             </w:r>
-            <w:proofErr w:type="spellEnd"/>
             <w:r>
-              <w:t xml:space="preserve"> </w:t>
+              <w:rPr>
+                <w:rFonts w:ascii="Arial" w:hAnsi="Arial" w:cs="Arial"/>
+              </w:rPr>
+              <w:t xml:space="preserve"> aceptada</w:t>
             </w:r>
-            <w:proofErr w:type="spellStart"/>
-            <w:r>
-              <w:t>aceptada</w:t>
-            </w:r>
-            <w:proofErr w:type="spellEnd"/>
           </w:p>
         </w:tc>
       </w:tr>
@@ -3341,7 +3050,16 @@
             <w:tcW w:w="2000" w:type="dxa"/>
           </w:tcPr>
           <w:p>
+            <w:pPr>
+              <w:jc w:val="both"/>
+              <w:rPr>
+                <w:rFonts w:ascii="Arial" w:hAnsi="Arial" w:cs="Arial"/>
+              </w:rPr>
+            </w:pPr>
             <w:r>
+              <w:rPr>
+                <w:rFonts w:ascii="Arial" w:hAnsi="Arial" w:cs="Arial"/>
+              </w:rPr>
               <w:t>Complejidad alta</w:t>
             </w:r>
           </w:p>
@@ -3351,7 +3069,16 @@
             <w:tcW w:w="4200" w:type="dxa"/>
           </w:tcPr>
           <w:p>
+            <w:pPr>
+              <w:jc w:val="both"/>
+              <w:rPr>
+                <w:rFonts w:ascii="Arial" w:hAnsi="Arial" w:cs="Arial"/>
+              </w:rPr>
+            </w:pPr>
             <w:r>
+              <w:rPr>
+                <w:rFonts w:ascii="Arial" w:hAnsi="Arial" w:cs="Arial"/>
+              </w:rPr>
               <w:t>lang.yal, lang.yalp, lang_input.txt</w:t>
             </w:r>
           </w:p>
@@ -3362,13 +3089,14 @@
           </w:tcPr>
           <w:p>
             <w:pPr>
-              <w:rPr>
-                <w:lang w:val="es-GT"/>
+              <w:jc w:val="both"/>
+              <w:rPr>
+                <w:rFonts w:ascii="Arial" w:hAnsi="Arial" w:cs="Arial"/>
               </w:rPr>
             </w:pPr>
             <w:r>
               <w:rPr>
-                <w:lang w:val="es-GT"/>
+                <w:rFonts w:ascii="Arial" w:hAnsi="Arial" w:cs="Arial"/>
               </w:rPr>
               <w:t>Sentencia simple del lenguaje aceptada</w:t>
             </w:r>
@@ -3379,87 +3107,65 @@
     <w:p>
       <w:pPr>
         <w:pStyle w:val="Ttulo1"/>
+        <w:jc w:val="both"/>
+        <w:rPr>
+          <w:rFonts w:ascii="Arial" w:hAnsi="Arial" w:cs="Arial"/>
+        </w:rPr>
       </w:pPr>
-      <w:proofErr w:type="spellStart"/>
-      <w:r>
-        <w:t>Cumplimiento</w:t>
-      </w:r>
-      <w:proofErr w:type="spellEnd"/>
-      <w:r>
-        <w:t xml:space="preserve"> de </w:t>
-      </w:r>
-      <w:proofErr w:type="spellStart"/>
-      <w:r>
-        <w:t>Restricciones</w:t>
-      </w:r>
-      <w:proofErr w:type="spellEnd"/>
+      <w:r>
+        <w:rPr>
+          <w:rFonts w:ascii="Arial" w:hAnsi="Arial" w:cs="Arial"/>
+        </w:rPr>
+        <w:t>Cumplimiento de Restricciones</w:t>
+      </w:r>
     </w:p>
     <w:p>
       <w:pPr>
         <w:pStyle w:val="Listaconvietas"/>
-        <w:rPr>
-          <w:lang w:val="es-GT"/>
+        <w:jc w:val="both"/>
+        <w:rPr>
+          <w:rFonts w:ascii="Arial" w:hAnsi="Arial" w:cs="Arial"/>
         </w:rPr>
       </w:pPr>
       <w:r>
         <w:rPr>
-          <w:lang w:val="es-GT"/>
-        </w:rPr>
-        <w:t xml:space="preserve">El procesamiento de </w:t>
-      </w:r>
-      <w:proofErr w:type="spellStart"/>
-      <w:r>
-        <w:rPr>
-          <w:lang w:val="es-GT"/>
-        </w:rPr>
-        <w:t>YAPar</w:t>
-      </w:r>
-      <w:proofErr w:type="spellEnd"/>
-      <w:r>
-        <w:rPr>
-          <w:lang w:val="es-GT"/>
-        </w:rPr>
-        <w:t xml:space="preserve"> se realiza </w:t>
-      </w:r>
-      <w:proofErr w:type="spellStart"/>
-      <w:r>
-        <w:rPr>
-          <w:lang w:val="es-GT"/>
-        </w:rPr>
-        <w:t>caracter</w:t>
-      </w:r>
-      <w:proofErr w:type="spellEnd"/>
-      <w:r>
-        <w:rPr>
-          <w:lang w:val="es-GT"/>
+          <w:rFonts w:ascii="Arial" w:hAnsi="Arial" w:cs="Arial"/>
+        </w:rPr>
+        <w:t xml:space="preserve">El procesamiento de YAPar se realiza </w:t>
+      </w:r>
+      <w:r>
+        <w:rPr>
+          <w:rFonts w:ascii="Arial" w:hAnsi="Arial" w:cs="Arial"/>
+        </w:rPr>
+        <w:t>carácter</w:t>
+      </w:r>
+      <w:r>
+        <w:rPr>
+          <w:rFonts w:ascii="Arial" w:hAnsi="Arial" w:cs="Arial"/>
         </w:rPr>
         <w:t xml:space="preserve"> por </w:t>
       </w:r>
-      <w:proofErr w:type="spellStart"/>
-      <w:r>
-        <w:rPr>
-          <w:lang w:val="es-GT"/>
-        </w:rPr>
-        <w:t>caracter</w:t>
-      </w:r>
-      <w:proofErr w:type="spellEnd"/>
-      <w:r>
-        <w:rPr>
-          <w:lang w:val="es-GT"/>
+      <w:r>
+        <w:rPr>
+          <w:rFonts w:ascii="Arial" w:hAnsi="Arial" w:cs="Arial"/>
+        </w:rPr>
+        <w:t>carácter</w:t>
+      </w:r>
+      <w:r>
+        <w:rPr>
+          <w:rFonts w:ascii="Arial" w:hAnsi="Arial" w:cs="Arial"/>
         </w:rPr>
         <w:t xml:space="preserve"> y sin depender de </w:t>
       </w:r>
-      <w:proofErr w:type="spellStart"/>
-      <w:r>
-        <w:rPr>
-          <w:lang w:val="es-GT"/>
-        </w:rPr>
-        <w:t>librerias</w:t>
-      </w:r>
-      <w:proofErr w:type="spellEnd"/>
-      <w:r>
-        <w:rPr>
-          <w:lang w:val="es-GT"/>
+      <w:r>
+        <w:rPr>
+          <w:rFonts w:ascii="Arial" w:hAnsi="Arial" w:cs="Arial"/>
+        </w:rPr>
+        <w:t>librerías</w:t>
+      </w:r>
+      <w:r>
+        <w:rPr>
+          <w:rFonts w:ascii="Arial" w:hAnsi="Arial" w:cs="Arial"/>
         </w:rPr>
         <w:t xml:space="preserve"> de expresiones regulares.</w:t>
       </w:r>
@@ -3467,97 +3173,65 @@
     <w:p>
       <w:pPr>
         <w:pStyle w:val="Listaconvietas"/>
-        <w:rPr>
-          <w:lang w:val="es-GT"/>
+        <w:jc w:val="both"/>
+        <w:rPr>
+          <w:rFonts w:ascii="Arial" w:hAnsi="Arial" w:cs="Arial"/>
         </w:rPr>
       </w:pPr>
       <w:r>
         <w:rPr>
-          <w:lang w:val="es-GT"/>
-        </w:rPr>
-        <w:t xml:space="preserve">El </w:t>
-      </w:r>
-      <w:proofErr w:type="spellStart"/>
-      <w:r>
-        <w:rPr>
-          <w:lang w:val="es-GT"/>
-        </w:rPr>
-        <w:t>lexer</w:t>
-      </w:r>
-      <w:proofErr w:type="spellEnd"/>
-      <w:r>
-        <w:rPr>
-          <w:lang w:val="es-GT"/>
-        </w:rPr>
-        <w:t xml:space="preserve"> generado desde YALex se escribe como archivo Python independiente en la carpeta </w:t>
-      </w:r>
-      <w:proofErr w:type="spellStart"/>
-      <w:r>
-        <w:rPr>
-          <w:lang w:val="es-GT"/>
-        </w:rPr>
-        <w:t>generated</w:t>
-      </w:r>
-      <w:proofErr w:type="spellEnd"/>
-      <w:r>
-        <w:rPr>
-          <w:lang w:val="es-GT"/>
-        </w:rPr>
-        <w:t>.</w:t>
+          <w:rFonts w:ascii="Arial" w:hAnsi="Arial" w:cs="Arial"/>
+        </w:rPr>
+        <w:t>El lexer generado desde YALex se escribe como archivo Python independiente en la carpeta generated.</w:t>
       </w:r>
     </w:p>
     <w:p>
       <w:pPr>
         <w:pStyle w:val="Listaconvietas"/>
-        <w:rPr>
-          <w:lang w:val="es-GT"/>
+        <w:jc w:val="both"/>
+        <w:rPr>
+          <w:rFonts w:ascii="Arial" w:hAnsi="Arial" w:cs="Arial"/>
         </w:rPr>
       </w:pPr>
       <w:r>
         <w:rPr>
-          <w:lang w:val="es-GT"/>
+          <w:rFonts w:ascii="Arial" w:hAnsi="Arial" w:cs="Arial"/>
         </w:rPr>
         <w:t xml:space="preserve">La interfaz </w:t>
       </w:r>
-      <w:proofErr w:type="spellStart"/>
-      <w:r>
-        <w:rPr>
-          <w:lang w:val="es-GT"/>
-        </w:rPr>
-        <w:t>grafica</w:t>
-      </w:r>
-      <w:proofErr w:type="spellEnd"/>
-      <w:r>
-        <w:rPr>
-          <w:lang w:val="es-GT"/>
+      <w:r>
+        <w:rPr>
+          <w:rFonts w:ascii="Arial" w:hAnsi="Arial" w:cs="Arial"/>
+        </w:rPr>
+        <w:t>gráfica</w:t>
+      </w:r>
+      <w:r>
+        <w:rPr>
+          <w:rFonts w:ascii="Arial" w:hAnsi="Arial" w:cs="Arial"/>
         </w:rPr>
         <w:t xml:space="preserve"> permite cargar los tres archivos requeridos y visualizar tanto el AFD </w:t>
       </w:r>
-      <w:proofErr w:type="spellStart"/>
-      <w:r>
-        <w:rPr>
-          <w:lang w:val="es-GT"/>
-        </w:rPr>
-        <w:t>lexico</w:t>
-      </w:r>
-      <w:proofErr w:type="spellEnd"/>
-      <w:r>
-        <w:rPr>
-          <w:lang w:val="es-GT"/>
+      <w:r>
+        <w:rPr>
+          <w:rFonts w:ascii="Arial" w:hAnsi="Arial" w:cs="Arial"/>
+        </w:rPr>
+        <w:t>léxico</w:t>
+      </w:r>
+      <w:r>
+        <w:rPr>
+          <w:rFonts w:ascii="Arial" w:hAnsi="Arial" w:cs="Arial"/>
         </w:rPr>
         <w:t xml:space="preserve"> como el </w:t>
       </w:r>
-      <w:proofErr w:type="spellStart"/>
-      <w:r>
-        <w:rPr>
-          <w:lang w:val="es-GT"/>
-        </w:rPr>
-        <w:t>automata</w:t>
-      </w:r>
-      <w:proofErr w:type="spellEnd"/>
-      <w:r>
-        <w:rPr>
-          <w:lang w:val="es-GT"/>
+      <w:r>
+        <w:rPr>
+          <w:rFonts w:ascii="Arial" w:hAnsi="Arial" w:cs="Arial"/>
+        </w:rPr>
+        <w:t>autómata</w:t>
+      </w:r>
+      <w:r>
+        <w:rPr>
+          <w:rFonts w:ascii="Arial" w:hAnsi="Arial" w:cs="Arial"/>
         </w:rPr>
         <w:t xml:space="preserve"> LR(0) y las tablas SLR.</w:t>
       </w:r>
@@ -3565,55 +3239,38 @@
     <w:p>
       <w:pPr>
         <w:pStyle w:val="Listaconvietas"/>
-        <w:rPr>
-          <w:lang w:val="es-GT"/>
+        <w:jc w:val="both"/>
+        <w:rPr>
+          <w:rFonts w:ascii="Arial" w:hAnsi="Arial" w:cs="Arial"/>
         </w:rPr>
       </w:pPr>
       <w:r>
         <w:rPr>
-          <w:lang w:val="es-GT"/>
+          <w:rFonts w:ascii="Arial" w:hAnsi="Arial" w:cs="Arial"/>
         </w:rPr>
         <w:t xml:space="preserve">Los errores </w:t>
       </w:r>
-      <w:proofErr w:type="spellStart"/>
-      <w:r>
-        <w:rPr>
-          <w:lang w:val="es-GT"/>
-        </w:rPr>
-        <w:t>lexicos</w:t>
-      </w:r>
-      <w:proofErr w:type="spellEnd"/>
-      <w:r>
-        <w:rPr>
-          <w:lang w:val="es-GT"/>
-        </w:rPr>
-        <w:t xml:space="preserve"> capturados por el </w:t>
-      </w:r>
-      <w:proofErr w:type="spellStart"/>
-      <w:r>
-        <w:rPr>
-          <w:lang w:val="es-GT"/>
-        </w:rPr>
-        <w:t>lexer</w:t>
-      </w:r>
-      <w:proofErr w:type="spellEnd"/>
-      <w:r>
-        <w:rPr>
-          <w:lang w:val="es-GT"/>
-        </w:rPr>
-        <w:t xml:space="preserve"> y los errores </w:t>
-      </w:r>
-      <w:proofErr w:type="spellStart"/>
-      <w:r>
-        <w:rPr>
-          <w:lang w:val="es-GT"/>
-        </w:rPr>
-        <w:t>sintacticos</w:t>
-      </w:r>
-      <w:proofErr w:type="spellEnd"/>
-      <w:r>
-        <w:rPr>
-          <w:lang w:val="es-GT"/>
+      <w:r>
+        <w:rPr>
+          <w:rFonts w:ascii="Arial" w:hAnsi="Arial" w:cs="Arial"/>
+        </w:rPr>
+        <w:t>léxicos</w:t>
+      </w:r>
+      <w:r>
+        <w:rPr>
+          <w:rFonts w:ascii="Arial" w:hAnsi="Arial" w:cs="Arial"/>
+        </w:rPr>
+        <w:t xml:space="preserve"> capturados por el lexer y los errores </w:t>
+      </w:r>
+      <w:r>
+        <w:rPr>
+          <w:rFonts w:ascii="Arial" w:hAnsi="Arial" w:cs="Arial"/>
+        </w:rPr>
+        <w:t>sintácticos</w:t>
+      </w:r>
+      <w:r>
+        <w:rPr>
+          <w:rFonts w:ascii="Arial" w:hAnsi="Arial" w:cs="Arial"/>
         </w:rPr>
         <w:t xml:space="preserve"> detectados por ACTION/GOTO se muestran en el log de la interfaz.</w:t>
       </w:r>
@@ -3621,121 +3278,88 @@
     <w:p>
       <w:pPr>
         <w:pStyle w:val="Ttulo1"/>
-        <w:rPr>
-          <w:lang w:val="es-GT"/>
+        <w:jc w:val="both"/>
+        <w:rPr>
+          <w:rFonts w:ascii="Arial" w:hAnsi="Arial" w:cs="Arial"/>
         </w:rPr>
       </w:pPr>
-      <w:proofErr w:type="spellStart"/>
-      <w:r>
-        <w:rPr>
-          <w:lang w:val="es-GT"/>
-        </w:rPr>
-        <w:t>Conclusion</w:t>
-      </w:r>
-      <w:proofErr w:type="spellEnd"/>
+      <w:r>
+        <w:rPr>
+          <w:rFonts w:ascii="Arial" w:hAnsi="Arial" w:cs="Arial"/>
+        </w:rPr>
+        <w:t>Conclusión</w:t>
+      </w:r>
     </w:p>
     <w:p>
       <w:pPr>
-        <w:rPr>
-          <w:lang w:val="es-GT"/>
+        <w:jc w:val="both"/>
+        <w:rPr>
+          <w:rFonts w:ascii="Arial" w:hAnsi="Arial" w:cs="Arial"/>
         </w:rPr>
       </w:pPr>
       <w:r>
         <w:rPr>
-          <w:lang w:val="es-GT"/>
+          <w:rFonts w:ascii="Arial" w:hAnsi="Arial" w:cs="Arial"/>
         </w:rPr>
         <w:t xml:space="preserve">La </w:t>
       </w:r>
-      <w:proofErr w:type="spellStart"/>
-      <w:r>
-        <w:rPr>
-          <w:lang w:val="es-GT"/>
-        </w:rPr>
-        <w:t>implementacion</w:t>
-      </w:r>
-      <w:proofErr w:type="spellEnd"/>
-      <w:r>
-        <w:rPr>
-          <w:lang w:val="es-GT"/>
+      <w:r>
+        <w:rPr>
+          <w:rFonts w:ascii="Arial" w:hAnsi="Arial" w:cs="Arial"/>
+        </w:rPr>
+        <w:t>implementación</w:t>
+      </w:r>
+      <w:r>
+        <w:rPr>
+          <w:rFonts w:ascii="Arial" w:hAnsi="Arial" w:cs="Arial"/>
         </w:rPr>
         <w:t xml:space="preserve"> conecta el analizador </w:t>
       </w:r>
-      <w:proofErr w:type="spellStart"/>
-      <w:r>
-        <w:rPr>
-          <w:lang w:val="es-GT"/>
-        </w:rPr>
-        <w:t>lexico</w:t>
-      </w:r>
-      <w:proofErr w:type="spellEnd"/>
-      <w:r>
-        <w:rPr>
-          <w:lang w:val="es-GT"/>
-        </w:rPr>
-        <w:t xml:space="preserve"> generado desde YALex con un </w:t>
-      </w:r>
-      <w:proofErr w:type="spellStart"/>
-      <w:r>
-        <w:rPr>
-          <w:lang w:val="es-GT"/>
-        </w:rPr>
-        <w:t>parser</w:t>
-      </w:r>
-      <w:proofErr w:type="spellEnd"/>
-      <w:r>
-        <w:rPr>
-          <w:lang w:val="es-GT"/>
-        </w:rPr>
-        <w:t xml:space="preserve"> SLR construido desde </w:t>
-      </w:r>
-      <w:proofErr w:type="spellStart"/>
-      <w:r>
-        <w:rPr>
-          <w:lang w:val="es-GT"/>
-        </w:rPr>
-        <w:t>YAPar</w:t>
-      </w:r>
-      <w:proofErr w:type="spellEnd"/>
-      <w:r>
-        <w:rPr>
-          <w:lang w:val="es-GT"/>
-        </w:rPr>
-        <w:t xml:space="preserve">. La arquitectura modular permite validar cada fase por separado y, al mismo tiempo, ejecutar el flujo completo desde una interfaz </w:t>
-      </w:r>
-      <w:proofErr w:type="spellStart"/>
-      <w:r>
-        <w:rPr>
-          <w:lang w:val="es-GT"/>
-        </w:rPr>
-        <w:t>grafica</w:t>
-      </w:r>
-      <w:proofErr w:type="spellEnd"/>
-      <w:r>
-        <w:rPr>
-          <w:lang w:val="es-GT"/>
+      <w:r>
+        <w:rPr>
+          <w:rFonts w:ascii="Arial" w:hAnsi="Arial" w:cs="Arial"/>
+        </w:rPr>
+        <w:t>léxico</w:t>
+      </w:r>
+      <w:r>
+        <w:rPr>
+          <w:rFonts w:ascii="Arial" w:hAnsi="Arial" w:cs="Arial"/>
+        </w:rPr>
+        <w:t xml:space="preserve"> generado desde YALex con un parser SLR construido desde YAPar. La arquitectura modular permite validar cada fase por separado y, al mismo tiempo, ejecutar el flujo completo desde una interfaz </w:t>
+      </w:r>
+      <w:r>
+        <w:rPr>
+          <w:rFonts w:ascii="Arial" w:hAnsi="Arial" w:cs="Arial"/>
+        </w:rPr>
+        <w:t>gráfica</w:t>
+      </w:r>
+      <w:r>
+        <w:rPr>
+          <w:rFonts w:ascii="Arial" w:hAnsi="Arial" w:cs="Arial"/>
         </w:rPr>
         <w:t xml:space="preserve"> o desde consola.</w:t>
       </w:r>
     </w:p>
     <w:p>
       <w:pPr>
-        <w:rPr>
-          <w:lang w:val="es-GT"/>
+        <w:jc w:val="both"/>
+        <w:rPr>
+          <w:rFonts w:ascii="Arial" w:hAnsi="Arial" w:cs="Arial"/>
         </w:rPr>
       </w:pPr>
       <w:r>
         <w:rPr>
+          <w:rFonts w:ascii="Arial" w:hAnsi="Arial" w:cs="Arial"/>
           <w:b/>
-          <w:lang w:val="es-GT"/>
         </w:rPr>
         <w:t xml:space="preserve">Enlace directo al repositorio: </w:t>
       </w:r>
       <w:hyperlink r:id="rId10">
         <w:r>
           <w:rPr>
+            <w:rFonts w:ascii="Arial" w:hAnsi="Arial" w:cs="Arial"/>
             <w:color w:val="0563C1"/>
             <w:u w:val="single"/>
-            <w:lang w:val="es-GT"/>
           </w:rPr>
           <w:t>https://github.com/DannyEst6109/Lab01_compis</w:t>
         </w:r>
@@ -3832,7 +3456,21 @@
         <w:color w:val="4B5563"/>
         <w:sz w:val="18"/>
       </w:rPr>
-      <w:t>Proyecto 2 - Generador de analizadores sintacticos SLR</w:t>
+      <w:t xml:space="preserve">Proyecto 2 - Generador de analizadores </w:t>
+    </w:r>
+    <w:r>
+      <w:rPr>
+        <w:color w:val="4B5563"/>
+        <w:sz w:val="18"/>
+      </w:rPr>
+      <w:t>sintácticos</w:t>
+    </w:r>
+    <w:r>
+      <w:rPr>
+        <w:color w:val="4B5563"/>
+        <w:sz w:val="18"/>
+      </w:rPr>
+      <w:t xml:space="preserve"> SLR</w:t>
     </w:r>
   </w:p>
 </w:hdr>
@@ -4437,6 +4075,7 @@
     <w:rPr>
       <w:rFonts w:ascii="Calibri" w:eastAsia="Calibri" w:hAnsi="Calibri"/>
       <w:color w:val="111827"/>
+      <w:lang w:val="es-GT"/>
     </w:rPr>
   </w:style>
   <w:style w:type="paragraph" w:styleId="Ttulo1">
@@ -4652,6 +4291,7 @@
   <w:style w:type="character" w:default="1" w:styleId="Fuentedeprrafopredeter">
     <w:name w:val="Default Paragraph Font"/>
     <w:uiPriority w:val="1"/>
+    <w:semiHidden/>
     <w:unhideWhenUsed/>
   </w:style>
   <w:style w:type="table" w:default="1" w:styleId="Tablanormal">
